--- a/EXPORTS/DOCX/published/niveau3/English/KKZ.docx
+++ b/EXPORTS/DOCX/published/niveau3/English/KKZ.docx
@@ -237,7 +237,14 @@
           <w:color w:val="000000"/>
           <w:sz w:val="24"/>
         </w:rPr>
-        <w:t>wide ar</w:t>
+        <w:hyperlink r:id="rId9" w:history="1">
+          <w:r>
+            <w:rPr>
+              <w:rStyle w:val="Hyperlink"/>
+            </w:rPr>
+            <w:t>wide ar</w:t>
+          </w:r>
+        </w:hyperlink>
       </w:r>
       <w:r>
         <w:rPr>
@@ -880,7 +887,31 @@
           <w:color w:val="000000"/>
           <w:sz w:val="24"/>
         </w:rPr>
-        <w:t>d the</w:t>
+        <w:hyperlink r:id="rId13" w:history="1">
+          <w:r>
+            <w:rPr>
+              <w:rStyle w:val="Hyperlink"/>
+            </w:rPr>
+            <w:t>d</w:t>
+          </w:r>
+        </w:hyperlink>
+      </w:r>
+      <w:r>
+        <w:rPr>
+          <w:rFonts w:ascii="Charis SIL Regular" w:hAnsi="Charis SIL Regular" w:eastAsia="Charis SIL Regular"/>
+          <w:b w:val="0"/>
+          <w:i w:val="0"/>
+          <w:color w:val="000000"/>
+          <w:sz w:val="24"/>
+        </w:rPr>
+        <w:hyperlink r:id="rId13" w:history="1">
+          <w:r>
+            <w:rPr>
+              <w:rStyle w:val="Hyperlink"/>
+            </w:rPr>
+            <w:t xml:space="preserve"> the</w:t>
+          </w:r>
+        </w:hyperlink>
       </w:r>
       <w:r>
         <w:rPr>
@@ -1211,7 +1242,6 @@
       </w:r>
       <w:r>
         <w:rPr>
-          <w:u w:val="single" w:color="0000ff"/>
           <w:rFonts w:ascii="Charis SIL Italic" w:hAnsi="Charis SIL Italic" w:eastAsia="Charis SIL Italic"/>
           <w:b w:val="0"/>
           <w:i/>
@@ -1515,7 +1545,14 @@
           <w:sz w:val="24"/>
           <w:u w:val="single"/>
         </w:rPr>
-        <w:t>A</w:t>
+        <w:hyperlink r:id="rId15" w:history="1">
+          <w:r>
+            <w:rPr>
+              <w:rStyle w:val="Hyperlink"/>
+            </w:rPr>
+            <w:t>A</w:t>
+          </w:r>
+        </w:hyperlink>
       </w:r>
       <w:r>
         <w:rPr>
@@ -1766,7 +1803,7 @@
           <w:sz w:val="24"/>
           <w:u w:val="single"/>
         </w:rPr>
-        <w:hyperlink r:id="rId16" w:history="1">
+        <w:hyperlink r:id="rId15" w:history="1">
           <w:r>
             <w:rPr>
               <w:rStyle w:val="Hyperlink"/>
@@ -1860,7 +1897,7 @@
           <w:sz w:val="24"/>
           <w:u w:val="single"/>
         </w:rPr>
-        <w:hyperlink r:id="rId17" w:history="1">
+        <w:hyperlink r:id="rId15" w:history="1">
           <w:r>
             <w:rPr>
               <w:rStyle w:val="Hyperlink"/>
@@ -2059,7 +2096,7 @@
           <w:sz w:val="24"/>
           <w:u w:val="single"/>
         </w:rPr>
-        <w:hyperlink r:id="rId16" w:history="1">
+        <w:hyperlink r:id="rId17" w:history="1">
           <w:r>
             <w:rPr>
               <w:rStyle w:val="Hyperlink"/>
@@ -2088,181 +2125,12 @@
           <w:sz w:val="24"/>
           <w:u w:val="single"/>
         </w:rPr>
-        <w:hyperlink r:id="rId16" w:history="1">
+        <w:hyperlink r:id="rId17" w:history="1">
           <w:r>
             <w:rPr>
               <w:rStyle w:val="Hyperlink"/>
             </w:rPr>
             <w:t>St</w:t>
-          </w:r>
-        </w:hyperlink>
-      </w:r>
-      <w:r>
-        <w:rPr>
-          <w:rFonts w:ascii="Charis SIL Regular" w:hAnsi="Charis SIL Regular" w:eastAsia="Charis SIL Regular"/>
-          <w:b w:val="0"/>
-          <w:i w:val="0"/>
-          <w:color w:val="0000FF"/>
-          <w:sz w:val="24"/>
-          <w:u w:val="single"/>
-        </w:rPr>
-        <w:hyperlink r:id="rId16" w:history="1">
-          <w:r>
-            <w:rPr>
-              <w:rStyle w:val="Hyperlink"/>
-            </w:rPr>
-            <w:t>e</w:t>
-          </w:r>
-        </w:hyperlink>
-      </w:r>
-      <w:r>
-        <w:rPr>
-          <w:rFonts w:ascii="Charis SIL Regular" w:hAnsi="Charis SIL Regular" w:eastAsia="Charis SIL Regular"/>
-          <w:b w:val="0"/>
-          <w:i w:val="0"/>
-          <w:color w:val="0000FF"/>
-          <w:sz w:val="24"/>
-          <w:u w:val="single"/>
-        </w:rPr>
-        <w:hyperlink r:id="rId16" w:history="1">
-          <w:r>
-            <w:rPr>
-              <w:rStyle w:val="Hyperlink"/>
-            </w:rPr>
-            <w:t>nen</w:t>
-          </w:r>
-        </w:hyperlink>
-      </w:r>
-      <w:r>
-        <w:rPr>
-          <w:u w:val="single" w:color="0000ff"/>
-          <w:rFonts w:ascii="Charis SIL Regular" w:hAnsi="Charis SIL Regular" w:eastAsia="Charis SIL Regular"/>
-          <w:b w:val="0"/>
-          <w:i w:val="0"/>
-          <w:color w:val="000000"/>
-          <w:sz w:val="24"/>
-        </w:rPr>
-        <w:t xml:space="preserve">, the </w:t>
-      </w:r>
-      <w:r>
-        <w:rPr>
-          <w:rFonts w:ascii="Charis SIL Regular" w:hAnsi="Charis SIL Regular" w:eastAsia="Charis SIL Regular"/>
-          <w:b w:val="0"/>
-          <w:i w:val="0"/>
-          <w:color w:val="0000FF"/>
-          <w:sz w:val="24"/>
-          <w:u w:val="single"/>
-        </w:rPr>
-        <w:hyperlink r:id="rId16" w:history="1">
-          <w:r>
-            <w:rPr>
-              <w:rStyle w:val="Hyperlink"/>
-            </w:rPr>
-            <w:t>Ri</w:t>
-          </w:r>
-        </w:hyperlink>
-      </w:r>
-      <w:r>
-        <w:rPr>
-          <w:rFonts w:ascii="Charis SIL Regular" w:hAnsi="Charis SIL Regular" w:eastAsia="Charis SIL Regular"/>
-          <w:b w:val="0"/>
-          <w:i w:val="0"/>
-          <w:color w:val="0000FF"/>
-          <w:sz w:val="24"/>
-          <w:u w:val="single"/>
-        </w:rPr>
-        <w:hyperlink r:id="rId16" w:history="1">
-          <w:r>
-            <w:rPr>
-              <w:rStyle w:val="Hyperlink"/>
-            </w:rPr>
-            <w:t>j</w:t>
-          </w:r>
-        </w:hyperlink>
-      </w:r>
-      <w:r>
-        <w:rPr>
-          <w:rFonts w:ascii="Charis SIL Regular" w:hAnsi="Charis SIL Regular" w:eastAsia="Charis SIL Regular"/>
-          <w:b w:val="0"/>
-          <w:i w:val="0"/>
-          <w:color w:val="0000FF"/>
-          <w:sz w:val="24"/>
-          <w:u w:val="single"/>
-        </w:rPr>
-        <w:hyperlink r:id="rId16" w:history="1">
-          <w:r>
-            <w:rPr>
-              <w:rStyle w:val="Hyperlink"/>
-            </w:rPr>
-            <w:t>ksmuseum</w:t>
-          </w:r>
-        </w:hyperlink>
-      </w:r>
-      <w:r>
-        <w:rPr>
-          <w:rFonts w:ascii="Charis SIL Regular" w:hAnsi="Charis SIL Regular" w:eastAsia="Charis SIL Regular"/>
-          <w:b w:val="0"/>
-          <w:i w:val="0"/>
-          <w:color w:val="0000FF"/>
-          <w:sz w:val="24"/>
-          <w:u w:val="single"/>
-        </w:rPr>
-        <w:t xml:space="preserve"> </w:t>
-      </w:r>
-      <w:r>
-        <w:rPr>
-          <w:rFonts w:ascii="Charis SIL Regular" w:hAnsi="Charis SIL Regular" w:eastAsia="Charis SIL Regular"/>
-          <w:b w:val="0"/>
-          <w:i w:val="0"/>
-          <w:color w:val="0000FF"/>
-          <w:sz w:val="24"/>
-        </w:rPr>
-        <w:t xml:space="preserve">van </w:t>
-      </w:r>
-      <w:r>
-        <w:rPr>
-          <w:rFonts w:ascii="Charis SIL Regular" w:hAnsi="Charis SIL Regular" w:eastAsia="Charis SIL Regular"/>
-          <w:b w:val="0"/>
-          <w:i w:val="0"/>
-          <w:color w:val="0000FF"/>
-          <w:sz w:val="24"/>
-          <w:u w:val="single"/>
-        </w:rPr>
-        <w:hyperlink r:id="rId17" w:history="1">
-          <w:r>
-            <w:rPr>
-              <w:rStyle w:val="Hyperlink"/>
-            </w:rPr>
-            <w:t>Natuurlijke</w:t>
-          </w:r>
-        </w:hyperlink>
-      </w:r>
-      <w:r>
-        <w:rPr>
-          <w:rFonts w:ascii="Charis SIL Regular" w:hAnsi="Charis SIL Regular" w:eastAsia="Charis SIL Regular"/>
-          <w:b w:val="0"/>
-          <w:i w:val="0"/>
-          <w:color w:val="0000FF"/>
-          <w:sz w:val="24"/>
-          <w:u w:val="single"/>
-        </w:rPr>
-        <w:t xml:space="preserve"> </w:t>
-      </w:r>
-      <w:r>
-        <w:rPr>
-          <w:rFonts w:ascii="Charis SIL Regular" w:hAnsi="Charis SIL Regular" w:eastAsia="Charis SIL Regular"/>
-          <w:b w:val="0"/>
-          <w:i w:val="0"/>
-          <w:color w:val="0000FF"/>
-          <w:sz w:val="24"/>
-          <w:u w:val="single"/>
-        </w:rPr>
-        <w:hyperlink r:id="rId17" w:history="1">
-          <w:r>
-            <w:rPr>
-              <w:rStyle w:val="Hyperlink"/>
-            </w:rPr>
-            <w:t>Histori</w:t>
           </w:r>
         </w:hyperlink>
       </w:r>
@@ -2289,6 +2157,25 @@
           <w:rFonts w:ascii="Charis SIL Regular" w:hAnsi="Charis SIL Regular" w:eastAsia="Charis SIL Regular"/>
           <w:b w:val="0"/>
           <w:i w:val="0"/>
+          <w:color w:val="0000FF"/>
+          <w:sz w:val="24"/>
+          <w:u w:val="single"/>
+        </w:rPr>
+        <w:hyperlink r:id="rId17" w:history="1">
+          <w:r>
+            <w:rPr>
+              <w:rStyle w:val="Hyperlink"/>
+            </w:rPr>
+            <w:t>nen</w:t>
+          </w:r>
+        </w:hyperlink>
+      </w:r>
+      <w:r>
+        <w:rPr>
+          <w:u w:val="single" w:color="0000ff"/>
+          <w:rFonts w:ascii="Charis SIL Regular" w:hAnsi="Charis SIL Regular" w:eastAsia="Charis SIL Regular"/>
+          <w:b w:val="0"/>
+          <w:i w:val="0"/>
           <w:color w:val="000000"/>
           <w:sz w:val="24"/>
         </w:rPr>
@@ -2304,6 +2191,176 @@
           <w:u w:val="single"/>
         </w:rPr>
         <w:hyperlink r:id="rId18" w:history="1">
+          <w:r>
+            <w:rPr>
+              <w:rStyle w:val="Hyperlink"/>
+            </w:rPr>
+            <w:t>Ri</w:t>
+          </w:r>
+        </w:hyperlink>
+      </w:r>
+      <w:r>
+        <w:rPr>
+          <w:rFonts w:ascii="Charis SIL Regular" w:hAnsi="Charis SIL Regular" w:eastAsia="Charis SIL Regular"/>
+          <w:b w:val="0"/>
+          <w:i w:val="0"/>
+          <w:color w:val="0000FF"/>
+          <w:sz w:val="24"/>
+          <w:u w:val="single"/>
+        </w:rPr>
+        <w:hyperlink r:id="rId18" w:history="1">
+          <w:r>
+            <w:rPr>
+              <w:rStyle w:val="Hyperlink"/>
+            </w:rPr>
+            <w:t>j</w:t>
+          </w:r>
+        </w:hyperlink>
+      </w:r>
+      <w:r>
+        <w:rPr>
+          <w:rFonts w:ascii="Charis SIL Regular" w:hAnsi="Charis SIL Regular" w:eastAsia="Charis SIL Regular"/>
+          <w:b w:val="0"/>
+          <w:i w:val="0"/>
+          <w:color w:val="0000FF"/>
+          <w:sz w:val="24"/>
+          <w:u w:val="single"/>
+        </w:rPr>
+        <w:hyperlink r:id="rId18" w:history="1">
+          <w:r>
+            <w:rPr>
+              <w:rStyle w:val="Hyperlink"/>
+            </w:rPr>
+            <w:t>ksmuseum</w:t>
+          </w:r>
+        </w:hyperlink>
+      </w:r>
+      <w:r>
+        <w:rPr>
+          <w:rFonts w:ascii="Charis SIL Regular" w:hAnsi="Charis SIL Regular" w:eastAsia="Charis SIL Regular"/>
+          <w:b w:val="0"/>
+          <w:i w:val="0"/>
+          <w:color w:val="0000FF"/>
+          <w:sz w:val="24"/>
+          <w:u w:val="single"/>
+        </w:rPr>
+        <w:t xml:space="preserve"> </w:t>
+      </w:r>
+      <w:r>
+        <w:rPr>
+          <w:rFonts w:ascii="Charis SIL Regular" w:hAnsi="Charis SIL Regular" w:eastAsia="Charis SIL Regular"/>
+          <w:b w:val="0"/>
+          <w:i w:val="0"/>
+          <w:color w:val="0000FF"/>
+          <w:sz w:val="24"/>
+          <w:u w:val="single"/>
+        </w:rPr>
+        <w:hyperlink r:id="rId18" w:history="1">
+          <w:r>
+            <w:rPr>
+              <w:rStyle w:val="Hyperlink"/>
+            </w:rPr>
+            <w:t>van</w:t>
+          </w:r>
+        </w:hyperlink>
+      </w:r>
+      <w:r>
+        <w:rPr>
+          <w:rFonts w:ascii="Charis SIL Regular" w:hAnsi="Charis SIL Regular" w:eastAsia="Charis SIL Regular"/>
+          <w:b w:val="0"/>
+          <w:i w:val="0"/>
+          <w:color w:val="0000FF"/>
+          <w:sz w:val="24"/>
+          <w:u w:val="single"/>
+        </w:rPr>
+        <w:t xml:space="preserve"> </w:t>
+      </w:r>
+      <w:r>
+        <w:rPr>
+          <w:rFonts w:ascii="Charis SIL Regular" w:hAnsi="Charis SIL Regular" w:eastAsia="Charis SIL Regular"/>
+          <w:b w:val="0"/>
+          <w:i w:val="0"/>
+          <w:color w:val="0000FF"/>
+          <w:sz w:val="24"/>
+          <w:u w:val="single"/>
+        </w:rPr>
+        <w:hyperlink r:id="rId18" w:history="1">
+          <w:r>
+            <w:rPr>
+              <w:rStyle w:val="Hyperlink"/>
+            </w:rPr>
+            <w:t>Natuurlijke</w:t>
+          </w:r>
+        </w:hyperlink>
+      </w:r>
+      <w:r>
+        <w:rPr>
+          <w:rFonts w:ascii="Charis SIL Regular" w:hAnsi="Charis SIL Regular" w:eastAsia="Charis SIL Regular"/>
+          <w:b w:val="0"/>
+          <w:i w:val="0"/>
+          <w:color w:val="0000FF"/>
+          <w:sz w:val="24"/>
+          <w:u w:val="single"/>
+        </w:rPr>
+        <w:t xml:space="preserve"> </w:t>
+      </w:r>
+      <w:r>
+        <w:rPr>
+          <w:rFonts w:ascii="Charis SIL Regular" w:hAnsi="Charis SIL Regular" w:eastAsia="Charis SIL Regular"/>
+          <w:b w:val="0"/>
+          <w:i w:val="0"/>
+          <w:color w:val="0000FF"/>
+          <w:sz w:val="24"/>
+          <w:u w:val="single"/>
+        </w:rPr>
+        <w:hyperlink r:id="rId18" w:history="1">
+          <w:r>
+            <w:rPr>
+              <w:rStyle w:val="Hyperlink"/>
+            </w:rPr>
+            <w:t>Histori</w:t>
+          </w:r>
+        </w:hyperlink>
+      </w:r>
+      <w:r>
+        <w:rPr>
+          <w:rFonts w:ascii="Charis SIL Regular" w:hAnsi="Charis SIL Regular" w:eastAsia="Charis SIL Regular"/>
+          <w:b w:val="0"/>
+          <w:i w:val="0"/>
+          <w:color w:val="0000FF"/>
+          <w:sz w:val="24"/>
+          <w:u w:val="single"/>
+        </w:rPr>
+        <w:hyperlink r:id="rId18" w:history="1">
+          <w:r>
+            <w:rPr>
+              <w:rStyle w:val="Hyperlink"/>
+            </w:rPr>
+            <w:t>e</w:t>
+          </w:r>
+        </w:hyperlink>
+      </w:r>
+      <w:r>
+        <w:rPr>
+          <w:u w:val="single" w:color="0000ff"/>
+          <w:rFonts w:ascii="Charis SIL Regular" w:hAnsi="Charis SIL Regular" w:eastAsia="Charis SIL Regular"/>
+          <w:b w:val="0"/>
+          <w:i w:val="0"/>
+          <w:color w:val="000000"/>
+          <w:sz w:val="24"/>
+        </w:rPr>
+        <w:t xml:space="preserve">, the </w:t>
+      </w:r>
+      <w:r>
+        <w:rPr>
+          <w:rFonts w:ascii="Charis SIL Regular" w:hAnsi="Charis SIL Regular" w:eastAsia="Charis SIL Regular"/>
+          <w:b w:val="0"/>
+          <w:i w:val="0"/>
+          <w:color w:val="0000FF"/>
+          <w:sz w:val="24"/>
+          <w:u w:val="single"/>
+        </w:rPr>
+        <w:hyperlink r:id="rId19" w:history="1">
           <w:r>
             <w:rPr>
               <w:rStyle w:val="Hyperlink"/>
@@ -2321,7 +2378,7 @@
           <w:sz w:val="24"/>
           <w:u w:val="single"/>
         </w:rPr>
-        <w:hyperlink r:id="rId18" w:history="1">
+        <w:hyperlink r:id="rId17" w:history="1">
           <w:r>
             <w:rPr>
               <w:rStyle w:val="Hyperlink"/>
@@ -2395,27 +2452,19 @@
           <w:i w:val="0"/>
           <w:color w:val="0000FF"/>
           <w:sz w:val="24"/>
+        </w:rPr>
+        <w:t>G</w:t>
+      </w:r>
+      <w:r>
+        <w:rPr>
+          <w:rFonts w:ascii="Charis SIL Regular" w:hAnsi="Charis SIL Regular" w:eastAsia="Charis SIL Regular"/>
+          <w:b w:val="0"/>
+          <w:i w:val="0"/>
+          <w:color w:val="0000FF"/>
+          <w:sz w:val="24"/>
           <w:u w:val="single"/>
         </w:rPr>
-        <w:hyperlink r:id="rId18" w:history="1">
-          <w:r>
-            <w:rPr>
-              <w:rStyle w:val="Hyperlink"/>
-            </w:rPr>
-            <w:t>G</w:t>
-          </w:r>
-        </w:hyperlink>
-      </w:r>
-      <w:r>
-        <w:rPr>
-          <w:rFonts w:ascii="Charis SIL Regular" w:hAnsi="Charis SIL Regular" w:eastAsia="Charis SIL Regular"/>
-          <w:b w:val="0"/>
-          <w:i w:val="0"/>
-          <w:color w:val="0000FF"/>
-          <w:sz w:val="24"/>
-          <w:u w:val="single"/>
-        </w:rPr>
-        <w:hyperlink r:id="rId18" w:history="1">
+        <w:hyperlink r:id="rId17" w:history="1">
           <w:r>
             <w:rPr>
               <w:rStyle w:val="Hyperlink"/>
@@ -2433,7 +2482,7 @@
           <w:sz w:val="24"/>
           <w:u w:val="single"/>
         </w:rPr>
-        <w:hyperlink r:id="rId18" w:history="1">
+        <w:hyperlink r:id="rId19" w:history="1">
           <w:r>
             <w:rPr>
               <w:rStyle w:val="Hyperlink"/>
@@ -2451,7 +2500,7 @@
           <w:sz w:val="24"/>
           <w:u w:val="single"/>
         </w:rPr>
-        <w:hyperlink r:id="rId18" w:history="1">
+        <w:hyperlink r:id="rId17" w:history="1">
           <w:r>
             <w:rPr>
               <w:rStyle w:val="Hyperlink"/>
@@ -2498,7 +2547,7 @@
           <w:sz w:val="24"/>
           <w:u w:val="single"/>
         </w:rPr>
-        <w:hyperlink r:id="rId18" w:history="1">
+        <w:hyperlink r:id="rId17" w:history="1">
           <w:r>
             <w:rPr>
               <w:rStyle w:val="Hyperlink"/>
@@ -2509,31 +2558,13 @@
       </w:r>
       <w:r>
         <w:rPr>
-          <w:u w:val="single" w:color="0000ff"/>
           <w:rFonts w:ascii="Charis SIL Regular" w:hAnsi="Charis SIL Regular" w:eastAsia="Charis SIL Regular"/>
           <w:b w:val="0"/>
           <w:i w:val="0"/>
           <w:color w:val="000000"/>
           <w:sz w:val="24"/>
         </w:rPr>
-        <w:hyperlink r:id="rId17" w:history="1">
-          <w:r>
-            <w:rPr>
-              <w:rStyle w:val="Hyperlink"/>
-            </w:rPr>
-            <w:t xml:space="preserve"> a</w:t>
-          </w:r>
-        </w:hyperlink>
-      </w:r>
-      <w:r>
-        <w:rPr>
-          <w:rFonts w:ascii="Charis SIL Regular" w:hAnsi="Charis SIL Regular" w:eastAsia="Charis SIL Regular"/>
-          <w:b w:val="0"/>
-          <w:i w:val="0"/>
-          <w:color w:val="000000"/>
-          <w:sz w:val="24"/>
-        </w:rPr>
-        <w:t xml:space="preserve">nd the </w:t>
+        <w:t xml:space="preserve"> and the </w:t>
       </w:r>
       <w:r>
         <w:rPr>
@@ -2544,7 +2575,7 @@
           <w:sz w:val="24"/>
           <w:u w:val="single"/>
         </w:rPr>
-        <w:hyperlink r:id="rId19" w:history="1">
+        <w:hyperlink r:id="rId18" w:history="1">
           <w:r>
             <w:rPr>
               <w:rStyle w:val="Hyperlink"/>
@@ -2562,7 +2593,7 @@
           <w:sz w:val="24"/>
           <w:u w:val="single"/>
         </w:rPr>
-        <w:hyperlink r:id="rId19" w:history="1">
+        <w:hyperlink r:id="rId18" w:history="1">
           <w:r>
             <w:rPr>
               <w:rStyle w:val="Hyperlink"/>
@@ -2580,7 +2611,7 @@
           <w:sz w:val="24"/>
           <w:u w:val="single"/>
         </w:rPr>
-        <w:hyperlink r:id="rId19" w:history="1">
+        <w:hyperlink r:id="rId18" w:history="1">
           <w:r>
             <w:rPr>
               <w:rStyle w:val="Hyperlink"/>
@@ -2598,7 +2629,7 @@
           <w:color w:val="000000"/>
           <w:sz w:val="24"/>
         </w:rPr>
-        <w:hyperlink r:id="rId20" w:history="1">
+        <w:hyperlink r:id="rId18" w:history="1">
           <w:r>
             <w:rPr>
               <w:rStyle w:val="Hyperlink"/>
@@ -2656,12 +2687,137 @@
           <w:sz w:val="24"/>
           <w:u w:val="single"/>
         </w:rPr>
+        <w:hyperlink r:id="rId20" w:history="1">
+          <w:r>
+            <w:rPr>
+              <w:rStyle w:val="Hyperlink"/>
+            </w:rPr>
+            <w:t>Reinier</w:t>
+          </w:r>
+        </w:hyperlink>
+      </w:r>
+      <w:r>
+        <w:rPr>
+          <w:rFonts w:ascii="Charis SIL Regular" w:hAnsi="Charis SIL Regular" w:eastAsia="Charis SIL Regular"/>
+          <w:b w:val="0"/>
+          <w:i w:val="0"/>
+          <w:color w:val="0000FF"/>
+          <w:sz w:val="24"/>
+          <w:u w:val="single"/>
+        </w:rPr>
+        <w:t xml:space="preserve"> </w:t>
+      </w:r>
+      <w:r>
+        <w:rPr>
+          <w:rFonts w:ascii="Charis SIL Regular" w:hAnsi="Charis SIL Regular" w:eastAsia="Charis SIL Regular"/>
+          <w:b w:val="0"/>
+          <w:i w:val="0"/>
+          <w:color w:val="0000FF"/>
+          <w:sz w:val="24"/>
+          <w:u w:val="single"/>
+        </w:rPr>
+        <w:hyperlink r:id="rId20" w:history="1">
+          <w:r>
+            <w:rPr>
+              <w:rStyle w:val="Hyperlink"/>
+            </w:rPr>
+            <w:t>van</w:t>
+          </w:r>
+        </w:hyperlink>
+      </w:r>
+      <w:r>
+        <w:rPr>
+          <w:rFonts w:ascii="Charis SIL Regular" w:hAnsi="Charis SIL Regular" w:eastAsia="Charis SIL Regular"/>
+          <w:b w:val="0"/>
+          <w:i w:val="0"/>
+          <w:color w:val="0000FF"/>
+          <w:sz w:val="24"/>
+          <w:u w:val="single"/>
+        </w:rPr>
+        <w:t xml:space="preserve"> </w:t>
+      </w:r>
+      <w:r>
+        <w:rPr>
+          <w:rFonts w:ascii="Charis SIL Regular" w:hAnsi="Charis SIL Regular" w:eastAsia="Charis SIL Regular"/>
+          <w:b w:val="0"/>
+          <w:i w:val="0"/>
+          <w:color w:val="0000FF"/>
+          <w:sz w:val="24"/>
+          <w:u w:val="single"/>
+        </w:rPr>
+        <w:hyperlink r:id="rId20" w:history="1">
+          <w:r>
+            <w:rPr>
+              <w:rStyle w:val="Hyperlink"/>
+            </w:rPr>
+            <w:t>de</w:t>
+          </w:r>
+        </w:hyperlink>
+      </w:r>
+      <w:r>
+        <w:rPr>
+          <w:rFonts w:ascii="Charis SIL Regular" w:hAnsi="Charis SIL Regular" w:eastAsia="Charis SIL Regular"/>
+          <w:b w:val="0"/>
+          <w:i w:val="0"/>
+          <w:color w:val="0000FF"/>
+          <w:sz w:val="24"/>
+          <w:u w:val="single"/>
+        </w:rPr>
+        <w:t xml:space="preserve"> </w:t>
+      </w:r>
+      <w:r>
+        <w:rPr>
+          <w:rFonts w:ascii="Charis SIL Regular" w:hAnsi="Charis SIL Regular" w:eastAsia="Charis SIL Regular"/>
+          <w:b w:val="0"/>
+          <w:i w:val="0"/>
+          <w:color w:val="0000FF"/>
+          <w:sz w:val="24"/>
+          <w:u w:val="single"/>
+        </w:rPr>
+        <w:hyperlink r:id="rId20" w:history="1">
+          <w:r>
+            <w:rPr>
+              <w:rStyle w:val="Hyperlink"/>
+            </w:rPr>
+            <w:t>Kasteele</w:t>
+          </w:r>
+        </w:hyperlink>
+      </w:r>
+      <w:r>
+        <w:rPr>
+          <w:rFonts w:ascii="Charis SIL Regular" w:hAnsi="Charis SIL Regular" w:eastAsia="Charis SIL Regular"/>
+          <w:b w:val="0"/>
+          <w:i w:val="0"/>
+          <w:color w:val="000000"/>
+          <w:sz w:val="24"/>
+        </w:rPr>
+        <w:t xml:space="preserve">, </w:t>
+      </w:r>
+      <w:r>
+        <w:rPr>
+          <w:rFonts w:ascii="Charis SIL Regular" w:hAnsi="Charis SIL Regular" w:eastAsia="Charis SIL Regular"/>
+          <w:b w:val="0"/>
+          <w:i w:val="0"/>
+          <w:color w:val="000000"/>
+          <w:sz w:val="24"/>
+        </w:rPr>
+        <w:t xml:space="preserve">disappeared after his son </w:t>
+      </w:r>
+      <w:r>
+        <w:rPr>
+          <w:rFonts w:ascii="Charis SIL Regular" w:hAnsi="Charis SIL Regular" w:eastAsia="Charis SIL Regular"/>
+          <w:b w:val="0"/>
+          <w:i w:val="0"/>
+          <w:color w:val="0000FF"/>
+          <w:sz w:val="24"/>
+          <w:u w:val="single"/>
+        </w:rPr>
         <w:hyperlink r:id="rId21" w:history="1">
           <w:r>
             <w:rPr>
               <w:rStyle w:val="Hyperlink"/>
             </w:rPr>
-            <w:t>Reinier</w:t>
+            <w:t>Abraham</w:t>
           </w:r>
         </w:hyperlink>
       </w:r>
@@ -2760,17 +2916,243 @@
           <w:color w:val="000000"/>
           <w:sz w:val="24"/>
         </w:rPr>
-        <w:t xml:space="preserve">, </w:t>
-      </w:r>
-      <w:r>
-        <w:rPr>
+        <w:t xml:space="preserve"> succeeded him</w:t>
+      </w:r>
+      <w:r>
+        <w:rPr>
+          <w:u w:val="single" w:color="0000ff"/>
           <w:rFonts w:ascii="Charis SIL Regular" w:hAnsi="Charis SIL Regular" w:eastAsia="Charis SIL Regular"/>
           <w:b w:val="0"/>
           <w:i w:val="0"/>
           <w:color w:val="000000"/>
           <w:sz w:val="24"/>
         </w:rPr>
-        <w:t xml:space="preserve">disappeared after his son </w:t>
+        <w:hyperlink r:id="rId20" w:history="1">
+          <w:r>
+            <w:rPr>
+              <w:rStyle w:val="Hyperlink"/>
+            </w:rPr>
+            <w:t xml:space="preserve"> in 184</w:t>
+          </w:r>
+        </w:hyperlink>
+      </w:r>
+      <w:r>
+        <w:rPr>
+          <w:u w:val="single" w:color="0000ff"/>
+          <w:rFonts w:ascii="Charis SIL Regular" w:hAnsi="Charis SIL Regular" w:eastAsia="Charis SIL Regular"/>
+          <w:b w:val="0"/>
+          <w:i w:val="0"/>
+          <w:color w:val="000000"/>
+          <w:sz w:val="24"/>
+        </w:rPr>
+        <w:hyperlink r:id="rId20" w:history="1">
+          <w:r>
+            <w:rPr>
+              <w:rStyle w:val="Hyperlink"/>
+            </w:rPr>
+            <w:t>0</w:t>
+          </w:r>
+        </w:hyperlink>
+      </w:r>
+      <w:r>
+        <w:rPr>
+          <w:u w:val="single" w:color="0000ff"/>
+          <w:rFonts w:ascii="Charis SIL Regular" w:hAnsi="Charis SIL Regular" w:eastAsia="Charis SIL Regular"/>
+          <w:b w:val="0"/>
+          <w:i w:val="0"/>
+          <w:color w:val="000000"/>
+          <w:sz w:val="24"/>
+        </w:rPr>
+        <w:hyperlink r:id="rId20" w:history="1">
+          <w:r>
+            <w:rPr>
+              <w:rStyle w:val="Hyperlink"/>
+            </w:rPr>
+            <w:t>. M</w:t>
+          </w:r>
+        </w:hyperlink>
+      </w:r>
+      <w:r>
+        <w:rPr>
+          <w:u w:val="single" w:color="0000ff"/>
+          <w:rFonts w:ascii="Charis SIL Regular" w:hAnsi="Charis SIL Regular" w:eastAsia="Charis SIL Regular"/>
+          <w:b w:val="0"/>
+          <w:i w:val="0"/>
+          <w:color w:val="000000"/>
+          <w:sz w:val="24"/>
+        </w:rPr>
+        <w:hyperlink r:id="rId20" w:history="1">
+          <w:r>
+            <w:rPr>
+              <w:rStyle w:val="Hyperlink"/>
+            </w:rPr>
+            <w:t>a</w:t>
+          </w:r>
+        </w:hyperlink>
+      </w:r>
+      <w:r>
+        <w:rPr>
+          <w:u w:val="single" w:color="0000ff"/>
+          <w:rFonts w:ascii="Charis SIL Regular" w:hAnsi="Charis SIL Regular" w:eastAsia="Charis SIL Regular"/>
+          <w:b w:val="0"/>
+          <w:i w:val="0"/>
+          <w:color w:val="000000"/>
+          <w:sz w:val="24"/>
+        </w:rPr>
+        <w:hyperlink r:id="rId20" w:history="1">
+          <w:r>
+            <w:rPr>
+              <w:rStyle w:val="Hyperlink"/>
+            </w:rPr>
+            <w:t>n</w:t>
+          </w:r>
+        </w:hyperlink>
+      </w:r>
+      <w:r>
+        <w:rPr>
+          <w:u w:val="single" w:color="0000ff"/>
+          <w:rFonts w:ascii="Charis SIL Regular" w:hAnsi="Charis SIL Regular" w:eastAsia="Charis SIL Regular"/>
+          <w:b w:val="0"/>
+          <w:i w:val="0"/>
+          <w:color w:val="000000"/>
+          <w:sz w:val="24"/>
+        </w:rPr>
+        <w:hyperlink r:id="rId20" w:history="1">
+          <w:r>
+            <w:rPr>
+              <w:rStyle w:val="Hyperlink"/>
+            </w:rPr>
+            <w:t>y</w:t>
+          </w:r>
+        </w:hyperlink>
+      </w:r>
+      <w:r>
+        <w:rPr>
+          <w:u w:val="single" w:color="0000ff"/>
+          <w:rFonts w:ascii="Charis SIL Regular" w:hAnsi="Charis SIL Regular" w:eastAsia="Charis SIL Regular"/>
+          <w:b w:val="0"/>
+          <w:i w:val="0"/>
+          <w:color w:val="000000"/>
+          <w:sz w:val="24"/>
+        </w:rPr>
+        <w:hyperlink r:id="rId20" w:history="1">
+          <w:r>
+            <w:rPr>
+              <w:rStyle w:val="Hyperlink"/>
+            </w:rPr>
+            <w:t xml:space="preserve"> objects </w:t>
+          </w:r>
+        </w:hyperlink>
+      </w:r>
+      <w:r>
+        <w:rPr>
+          <w:rFonts w:ascii="Charis SIL Regular" w:hAnsi="Charis SIL Regular" w:eastAsia="Charis SIL Regular"/>
+          <w:b w:val="0"/>
+          <w:i w:val="0"/>
+          <w:color w:val="000000"/>
+          <w:sz w:val="24"/>
+        </w:rPr>
+        <w:t>also went missing or were</w:t>
+      </w:r>
+      <w:r>
+        <w:rPr>
+          <w:u w:val="single" w:color="0000ff"/>
+          <w:rFonts w:ascii="Charis SIL Regular" w:hAnsi="Charis SIL Regular" w:eastAsia="Charis SIL Regular"/>
+          <w:b w:val="0"/>
+          <w:i w:val="0"/>
+          <w:color w:val="000000"/>
+          <w:sz w:val="24"/>
+        </w:rPr>
+        <w:hyperlink r:id="rId21" w:history="1">
+          <w:r>
+            <w:rPr>
+              <w:rStyle w:val="Hyperlink"/>
+            </w:rPr>
+            <w:t xml:space="preserve"> lost duri</w:t>
+          </w:r>
+        </w:hyperlink>
+      </w:r>
+      <w:r>
+        <w:rPr>
+          <w:u w:val="single" w:color="0000ff"/>
+          <w:rFonts w:ascii="Charis SIL Regular" w:hAnsi="Charis SIL Regular" w:eastAsia="Charis SIL Regular"/>
+          <w:b w:val="0"/>
+          <w:i w:val="0"/>
+          <w:color w:val="000000"/>
+          <w:sz w:val="24"/>
+        </w:rPr>
+        <w:hyperlink r:id="rId21" w:history="1">
+          <w:r>
+            <w:rPr>
+              <w:rStyle w:val="Hyperlink"/>
+            </w:rPr>
+            <w:t>ng t</w:t>
+          </w:r>
+        </w:hyperlink>
+      </w:r>
+      <w:r>
+        <w:rPr>
+          <w:u w:val="single" w:color="0000ff"/>
+          <w:rFonts w:ascii="Charis SIL Regular" w:hAnsi="Charis SIL Regular" w:eastAsia="Charis SIL Regular"/>
+          <w:b w:val="0"/>
+          <w:i w:val="0"/>
+          <w:color w:val="000000"/>
+          <w:sz w:val="24"/>
+        </w:rPr>
+        <w:hyperlink r:id="rId21" w:history="1">
+          <w:r>
+            <w:rPr>
+              <w:rStyle w:val="Hyperlink"/>
+            </w:rPr>
+            <w:t>h</w:t>
+          </w:r>
+        </w:hyperlink>
+      </w:r>
+      <w:r>
+        <w:rPr>
+          <w:u w:val="single" w:color="0000ff"/>
+          <w:rFonts w:ascii="Charis SIL Regular" w:hAnsi="Charis SIL Regular" w:eastAsia="Charis SIL Regular"/>
+          <w:b w:val="0"/>
+          <w:i w:val="0"/>
+          <w:color w:val="000000"/>
+          <w:sz w:val="24"/>
+        </w:rPr>
+        <w:hyperlink r:id="rId21" w:history="1">
+          <w:r>
+            <w:rPr>
+              <w:rStyle w:val="Hyperlink"/>
+            </w:rPr>
+            <w:t xml:space="preserve">is </w:t>
+          </w:r>
+        </w:hyperlink>
+      </w:r>
+      <w:r>
+        <w:rPr>
+          <w:u w:val="single" w:color="0000ff"/>
+          <w:rFonts w:ascii="Charis SIL Regular" w:hAnsi="Charis SIL Regular" w:eastAsia="Charis SIL Regular"/>
+          <w:b w:val="0"/>
+          <w:i w:val="0"/>
+          <w:color w:val="000000"/>
+          <w:sz w:val="24"/>
+        </w:rPr>
+        <w:hyperlink r:id="rId21" w:history="1">
+          <w:r>
+            <w:rPr>
+              <w:rStyle w:val="Hyperlink"/>
+            </w:rPr>
+            <w:t>time. Th</w:t>
+          </w:r>
+        </w:hyperlink>
+      </w:r>
+      <w:r>
+        <w:rPr>
+          <w:rFonts w:ascii="Charis SIL Regular" w:hAnsi="Charis SIL Regular" w:eastAsia="Charis SIL Regular"/>
+          <w:b w:val="0"/>
+          <w:i w:val="0"/>
+          <w:color w:val="000000"/>
+          <w:sz w:val="24"/>
+        </w:rPr>
+        <w:t xml:space="preserve">e third and final director </w:t>
       </w:r>
       <w:r>
         <w:rPr>
@@ -2786,7 +3168,7 @@
             <w:rPr>
               <w:rStyle w:val="Hyperlink"/>
             </w:rPr>
-            <w:t>Abraham</w:t>
+            <w:t>David</w:t>
           </w:r>
         </w:hyperlink>
       </w:r>
@@ -2844,296 +3226,6 @@
             <w:rPr>
               <w:rStyle w:val="Hyperlink"/>
             </w:rPr>
-            <w:t>de</w:t>
-          </w:r>
-        </w:hyperlink>
-      </w:r>
-      <w:r>
-        <w:rPr>
-          <w:rFonts w:ascii="Charis SIL Regular" w:hAnsi="Charis SIL Regular" w:eastAsia="Charis SIL Regular"/>
-          <w:b w:val="0"/>
-          <w:i w:val="0"/>
-          <w:color w:val="0000FF"/>
-          <w:sz w:val="24"/>
-          <w:u w:val="single"/>
-        </w:rPr>
-        <w:t xml:space="preserve"> </w:t>
-      </w:r>
-      <w:r>
-        <w:rPr>
-          <w:rFonts w:ascii="Charis SIL Regular" w:hAnsi="Charis SIL Regular" w:eastAsia="Charis SIL Regular"/>
-          <w:b w:val="0"/>
-          <w:i w:val="0"/>
-          <w:color w:val="0000FF"/>
-          <w:sz w:val="24"/>
-          <w:u w:val="single"/>
-        </w:rPr>
-        <w:hyperlink r:id="rId22" w:history="1">
-          <w:r>
-            <w:rPr>
-              <w:rStyle w:val="Hyperlink"/>
-            </w:rPr>
-            <w:t>Kasteele</w:t>
-          </w:r>
-        </w:hyperlink>
-      </w:r>
-      <w:r>
-        <w:rPr>
-          <w:rFonts w:ascii="Charis SIL Regular" w:hAnsi="Charis SIL Regular" w:eastAsia="Charis SIL Regular"/>
-          <w:b w:val="0"/>
-          <w:i w:val="0"/>
-          <w:color w:val="000000"/>
-          <w:sz w:val="24"/>
-        </w:rPr>
-        <w:t xml:space="preserve"> succeeded him</w:t>
-      </w:r>
-      <w:r>
-        <w:rPr>
-          <w:u w:val="single" w:color="0000ff"/>
-          <w:rFonts w:ascii="Charis SIL Regular" w:hAnsi="Charis SIL Regular" w:eastAsia="Charis SIL Regular"/>
-          <w:b w:val="0"/>
-          <w:i w:val="0"/>
-          <w:color w:val="000000"/>
-          <w:sz w:val="24"/>
-        </w:rPr>
-        <w:hyperlink r:id="rId21" w:history="1">
-          <w:r>
-            <w:rPr>
-              <w:rStyle w:val="Hyperlink"/>
-            </w:rPr>
-            <w:t xml:space="preserve"> in 184</w:t>
-          </w:r>
-        </w:hyperlink>
-      </w:r>
-      <w:r>
-        <w:rPr>
-          <w:u w:val="single" w:color="0000ff"/>
-          <w:rFonts w:ascii="Charis SIL Regular" w:hAnsi="Charis SIL Regular" w:eastAsia="Charis SIL Regular"/>
-          <w:b w:val="0"/>
-          <w:i w:val="0"/>
-          <w:color w:val="000000"/>
-          <w:sz w:val="24"/>
-        </w:rPr>
-        <w:hyperlink r:id="rId21" w:history="1">
-          <w:r>
-            <w:rPr>
-              <w:rStyle w:val="Hyperlink"/>
-            </w:rPr>
-            <w:t>0</w:t>
-          </w:r>
-        </w:hyperlink>
-      </w:r>
-      <w:r>
-        <w:rPr>
-          <w:u w:val="single" w:color="0000ff"/>
-          <w:rFonts w:ascii="Charis SIL Regular" w:hAnsi="Charis SIL Regular" w:eastAsia="Charis SIL Regular"/>
-          <w:b w:val="0"/>
-          <w:i w:val="0"/>
-          <w:color w:val="000000"/>
-          <w:sz w:val="24"/>
-        </w:rPr>
-        <w:hyperlink r:id="rId21" w:history="1">
-          <w:r>
-            <w:rPr>
-              <w:rStyle w:val="Hyperlink"/>
-            </w:rPr>
-            <w:t>. M</w:t>
-          </w:r>
-        </w:hyperlink>
-      </w:r>
-      <w:r>
-        <w:rPr>
-          <w:u w:val="single" w:color="0000ff"/>
-          <w:rFonts w:ascii="Charis SIL Regular" w:hAnsi="Charis SIL Regular" w:eastAsia="Charis SIL Regular"/>
-          <w:b w:val="0"/>
-          <w:i w:val="0"/>
-          <w:color w:val="000000"/>
-          <w:sz w:val="24"/>
-        </w:rPr>
-        <w:hyperlink r:id="rId21" w:history="1">
-          <w:r>
-            <w:rPr>
-              <w:rStyle w:val="Hyperlink"/>
-            </w:rPr>
-            <w:t>a</w:t>
-          </w:r>
-        </w:hyperlink>
-      </w:r>
-      <w:r>
-        <w:rPr>
-          <w:u w:val="single" w:color="0000ff"/>
-          <w:rFonts w:ascii="Charis SIL Regular" w:hAnsi="Charis SIL Regular" w:eastAsia="Charis SIL Regular"/>
-          <w:b w:val="0"/>
-          <w:i w:val="0"/>
-          <w:color w:val="000000"/>
-          <w:sz w:val="24"/>
-        </w:rPr>
-        <w:hyperlink r:id="rId21" w:history="1">
-          <w:r>
-            <w:rPr>
-              <w:rStyle w:val="Hyperlink"/>
-            </w:rPr>
-            <w:t>n</w:t>
-          </w:r>
-        </w:hyperlink>
-      </w:r>
-      <w:r>
-        <w:rPr>
-          <w:u w:val="single" w:color="0000ff"/>
-          <w:rFonts w:ascii="Charis SIL Regular" w:hAnsi="Charis SIL Regular" w:eastAsia="Charis SIL Regular"/>
-          <w:b w:val="0"/>
-          <w:i w:val="0"/>
-          <w:color w:val="000000"/>
-          <w:sz w:val="24"/>
-        </w:rPr>
-        <w:hyperlink r:id="rId21" w:history="1">
-          <w:r>
-            <w:rPr>
-              <w:rStyle w:val="Hyperlink"/>
-            </w:rPr>
-            <w:t>y</w:t>
-          </w:r>
-        </w:hyperlink>
-      </w:r>
-      <w:r>
-        <w:rPr>
-          <w:u w:val="single" w:color="0000ff"/>
-          <w:rFonts w:ascii="Charis SIL Regular" w:hAnsi="Charis SIL Regular" w:eastAsia="Charis SIL Regular"/>
-          <w:b w:val="0"/>
-          <w:i w:val="0"/>
-          <w:color w:val="000000"/>
-          <w:sz w:val="24"/>
-        </w:rPr>
-        <w:hyperlink r:id="rId21" w:history="1">
-          <w:r>
-            <w:rPr>
-              <w:rStyle w:val="Hyperlink"/>
-            </w:rPr>
-            <w:t xml:space="preserve"> objects </w:t>
-          </w:r>
-        </w:hyperlink>
-      </w:r>
-      <w:r>
-        <w:rPr>
-          <w:rFonts w:ascii="Charis SIL Regular" w:hAnsi="Charis SIL Regular" w:eastAsia="Charis SIL Regular"/>
-          <w:b w:val="0"/>
-          <w:i w:val="0"/>
-          <w:color w:val="000000"/>
-          <w:sz w:val="24"/>
-        </w:rPr>
-        <w:t>also went missing or were</w:t>
-      </w:r>
-      <w:r>
-        <w:rPr>
-          <w:u w:val="single" w:color="0000ff"/>
-          <w:rFonts w:ascii="Charis SIL Regular" w:hAnsi="Charis SIL Regular" w:eastAsia="Charis SIL Regular"/>
-          <w:b w:val="0"/>
-          <w:i w:val="0"/>
-          <w:color w:val="000000"/>
-          <w:sz w:val="24"/>
-        </w:rPr>
-        <w:t xml:space="preserve"> lost during this </w:t>
-      </w:r>
-      <w:r>
-        <w:rPr>
-          <w:u w:val="single" w:color="0000ff"/>
-          <w:rFonts w:ascii="Charis SIL Regular" w:hAnsi="Charis SIL Regular" w:eastAsia="Charis SIL Regular"/>
-          <w:b w:val="0"/>
-          <w:i w:val="0"/>
-          <w:color w:val="000000"/>
-          <w:sz w:val="24"/>
-        </w:rPr>
-        <w:hyperlink r:id="rId22" w:history="1">
-          <w:r>
-            <w:rPr>
-              <w:rStyle w:val="Hyperlink"/>
-            </w:rPr>
-            <w:t>time. Th</w:t>
-          </w:r>
-        </w:hyperlink>
-      </w:r>
-      <w:r>
-        <w:rPr>
-          <w:rFonts w:ascii="Charis SIL Regular" w:hAnsi="Charis SIL Regular" w:eastAsia="Charis SIL Regular"/>
-          <w:b w:val="0"/>
-          <w:i w:val="0"/>
-          <w:color w:val="000000"/>
-          <w:sz w:val="24"/>
-        </w:rPr>
-        <w:t xml:space="preserve">e third and final director </w:t>
-      </w:r>
-      <w:r>
-        <w:rPr>
-          <w:rFonts w:ascii="Charis SIL Regular" w:hAnsi="Charis SIL Regular" w:eastAsia="Charis SIL Regular"/>
-          <w:b w:val="0"/>
-          <w:i w:val="0"/>
-          <w:color w:val="0000FF"/>
-          <w:sz w:val="24"/>
-          <w:u w:val="single"/>
-        </w:rPr>
-        <w:hyperlink r:id="rId23" w:history="1">
-          <w:r>
-            <w:rPr>
-              <w:rStyle w:val="Hyperlink"/>
-            </w:rPr>
-            <w:t>David</w:t>
-          </w:r>
-        </w:hyperlink>
-      </w:r>
-      <w:r>
-        <w:rPr>
-          <w:rFonts w:ascii="Charis SIL Regular" w:hAnsi="Charis SIL Regular" w:eastAsia="Charis SIL Regular"/>
-          <w:b w:val="0"/>
-          <w:i w:val="0"/>
-          <w:color w:val="0000FF"/>
-          <w:sz w:val="24"/>
-          <w:u w:val="single"/>
-        </w:rPr>
-        <w:t xml:space="preserve"> </w:t>
-      </w:r>
-      <w:r>
-        <w:rPr>
-          <w:rFonts w:ascii="Charis SIL Regular" w:hAnsi="Charis SIL Regular" w:eastAsia="Charis SIL Regular"/>
-          <w:b w:val="0"/>
-          <w:i w:val="0"/>
-          <w:color w:val="0000FF"/>
-          <w:sz w:val="24"/>
-          <w:u w:val="single"/>
-        </w:rPr>
-        <w:hyperlink r:id="rId23" w:history="1">
-          <w:r>
-            <w:rPr>
-              <w:rStyle w:val="Hyperlink"/>
-            </w:rPr>
-            <w:t>van</w:t>
-          </w:r>
-        </w:hyperlink>
-      </w:r>
-      <w:r>
-        <w:rPr>
-          <w:rFonts w:ascii="Charis SIL Regular" w:hAnsi="Charis SIL Regular" w:eastAsia="Charis SIL Regular"/>
-          <w:b w:val="0"/>
-          <w:i w:val="0"/>
-          <w:color w:val="0000FF"/>
-          <w:sz w:val="24"/>
-          <w:u w:val="single"/>
-        </w:rPr>
-        <w:t xml:space="preserve"> </w:t>
-      </w:r>
-      <w:r>
-        <w:rPr>
-          <w:rFonts w:ascii="Charis SIL Regular" w:hAnsi="Charis SIL Regular" w:eastAsia="Charis SIL Regular"/>
-          <w:b w:val="0"/>
-          <w:i w:val="0"/>
-          <w:color w:val="0000FF"/>
-          <w:sz w:val="24"/>
-          <w:u w:val="single"/>
-        </w:rPr>
-        <w:hyperlink r:id="rId23" w:history="1">
-          <w:r>
-            <w:rPr>
-              <w:rStyle w:val="Hyperlink"/>
-            </w:rPr>
             <w:t xml:space="preserve">der </w:t>
           </w:r>
         </w:hyperlink>
@@ -3147,7 +3239,7 @@
           <w:sz w:val="24"/>
           <w:u w:val="single"/>
         </w:rPr>
-        <w:hyperlink r:id="rId23" w:history="1">
+        <w:hyperlink r:id="rId22" w:history="1">
           <w:r>
             <w:rPr>
               <w:rStyle w:val="Hyperlink"/>
@@ -3175,7 +3267,7 @@
           <w:color w:val="000000"/>
           <w:sz w:val="24"/>
         </w:rPr>
-        <w:hyperlink r:id="rId23" w:history="1">
+        <w:hyperlink r:id="rId22" w:history="1">
           <w:r>
             <w:rPr>
               <w:rStyle w:val="Hyperlink"/>
@@ -3193,7 +3285,7 @@
           <w:color w:val="000000"/>
           <w:sz w:val="24"/>
         </w:rPr>
-        <w:hyperlink r:id="rId23" w:history="1">
+        <w:hyperlink r:id="rId22" w:history="1">
           <w:r>
             <w:rPr>
               <w:rStyle w:val="Hyperlink"/>
@@ -3211,7 +3303,7 @@
           <w:color w:val="000000"/>
           <w:sz w:val="24"/>
         </w:rPr>
-        <w:hyperlink r:id="rId23" w:history="1">
+        <w:hyperlink r:id="rId22" w:history="1">
           <w:r>
             <w:rPr>
               <w:rStyle w:val="Hyperlink"/>
@@ -3229,16 +3321,34 @@
           <w:color w:val="000000"/>
           <w:sz w:val="24"/>
         </w:rPr>
-        <w:t>ffer</w:t>
-      </w:r>
-      <w:r>
-        <w:rPr>
+        <w:t>ff</w:t>
+      </w:r>
+      <w:r>
+        <w:rPr>
+          <w:u w:val="single" w:color="0000ff"/>
           <w:rFonts w:ascii="Charis SIL Regular" w:hAnsi="Charis SIL Regular" w:eastAsia="Charis SIL Regular"/>
           <w:b w:val="0"/>
           <w:i w:val="0"/>
           <w:color w:val="000000"/>
           <w:sz w:val="24"/>
         </w:rPr>
+        <w:hyperlink r:id="rId22" w:history="1">
+          <w:r>
+            <w:rPr>
+              <w:rStyle w:val="Hyperlink"/>
+            </w:rPr>
+            <w:t>er</w:t>
+          </w:r>
+        </w:hyperlink>
+      </w:r>
+      <w:r>
+        <w:rPr>
+          <w:rFonts w:ascii="Charis SIL Regular" w:hAnsi="Charis SIL Regular" w:eastAsia="Charis SIL Regular"/>
+          <w:b w:val="0"/>
+          <w:i w:val="0"/>
+          <w:color w:val="000000"/>
+          <w:sz w:val="24"/>
+        </w:rPr>
         <w:t>t</w:t>
       </w:r>
       <w:r>
@@ -3249,7 +3359,7 @@
           <w:color w:val="000000"/>
           <w:sz w:val="24"/>
         </w:rPr>
-        <w:hyperlink r:id="rId23" w:history="1">
+        <w:hyperlink r:id="rId22" w:history="1">
           <w:r>
             <w:rPr>
               <w:rStyle w:val="Hyperlink"/>
@@ -3270,13 +3380,31 @@
       </w:r>
       <w:r>
         <w:rPr>
+          <w:u w:val="single" w:color="0000ff"/>
           <w:rFonts w:ascii="Charis SIL Regular" w:hAnsi="Charis SIL Regular" w:eastAsia="Charis SIL Regular"/>
           <w:b w:val="0"/>
           <w:i w:val="0"/>
           <w:color w:val="000000"/>
           <w:sz w:val="24"/>
         </w:rPr>
-        <w:t xml:space="preserve">book (see </w:t>
+        <w:hyperlink r:id="rId22" w:history="1">
+          <w:r>
+            <w:rPr>
+              <w:rStyle w:val="Hyperlink"/>
+            </w:rPr>
+            <w:t>book (</w:t>
+          </w:r>
+        </w:hyperlink>
+      </w:r>
+      <w:r>
+        <w:rPr>
+          <w:rFonts w:ascii="Charis SIL Regular" w:hAnsi="Charis SIL Regular" w:eastAsia="Charis SIL Regular"/>
+          <w:b w:val="0"/>
+          <w:i w:val="0"/>
+          <w:color w:val="000000"/>
+          <w:sz w:val="24"/>
+        </w:rPr>
+        <w:t xml:space="preserve">see </w:t>
       </w:r>
       <w:r>
         <w:rPr>
@@ -3287,7 +3415,7 @@
           <w:sz w:val="24"/>
           <w:u w:val="single"/>
         </w:rPr>
-        <w:hyperlink r:id="rId24" w:history="1">
+        <w:hyperlink r:id="rId23" w:history="1">
           <w:r>
             <w:rPr>
               <w:rStyle w:val="Hyperlink"/>
@@ -3316,7 +3444,7 @@
           <w:sz w:val="24"/>
           <w:u w:val="single"/>
         </w:rPr>
-        <w:hyperlink r:id="rId24" w:history="1">
+        <w:hyperlink r:id="rId23" w:history="1">
           <w:r>
             <w:rPr>
               <w:rStyle w:val="Hyperlink"/>
@@ -3354,7 +3482,7 @@
           <w:color w:val="000000"/>
           <w:sz w:val="24"/>
         </w:rPr>
-        <w:hyperlink r:id="rId24" w:history="1">
+        <w:hyperlink r:id="rId23" w:history="1">
           <w:r>
             <w:rPr>
               <w:rStyle w:val="Hyperlink"/>
@@ -3372,7 +3500,7 @@
           <w:color w:val="000000"/>
           <w:sz w:val="24"/>
         </w:rPr>
-        <w:hyperlink r:id="rId24" w:history="1">
+        <w:hyperlink r:id="rId23" w:history="1">
           <w:r>
             <w:rPr>
               <w:rStyle w:val="Hyperlink"/>
@@ -3390,7 +3518,7 @@
           <w:color w:val="000000"/>
           <w:sz w:val="24"/>
         </w:rPr>
-        <w:hyperlink r:id="rId24" w:history="1">
+        <w:hyperlink r:id="rId23" w:history="1">
           <w:r>
             <w:rPr>
               <w:rStyle w:val="Hyperlink"/>
@@ -3458,7 +3586,7 @@
           <w:sz w:val="24"/>
           <w:u w:val="single"/>
         </w:rPr>
-        <w:hyperlink r:id="rId25" w:history="1">
+        <w:hyperlink r:id="rId24" w:history="1">
           <w:r>
             <w:rPr>
               <w:rStyle w:val="Hyperlink"/>
@@ -3476,7 +3604,7 @@
           <w:sz w:val="24"/>
           <w:u w:val="single"/>
         </w:rPr>
-        <w:hyperlink r:id="rId25" w:history="1">
+        <w:hyperlink r:id="rId24" w:history="1">
           <w:r>
             <w:rPr>
               <w:rStyle w:val="Hyperlink"/>
@@ -3505,7 +3633,7 @@
           <w:sz w:val="24"/>
           <w:u w:val="single"/>
         </w:rPr>
-        <w:hyperlink r:id="rId25" w:history="1">
+        <w:hyperlink r:id="rId24" w:history="1">
           <w:r>
             <w:rPr>
               <w:rStyle w:val="Hyperlink"/>
@@ -3532,7 +3660,7 @@
           <w:color w:val="000000"/>
           <w:sz w:val="24"/>
         </w:rPr>
-        <w:t xml:space="preserve">of the Rijksmuseum archive. It includes correspondence regarding donations </w:t>
+        <w:t>of the Rijksmuseum archive. It includes correspondence rega</w:t>
       </w:r>
       <w:r>
         <w:rPr>
@@ -3543,7 +3671,43 @@
           <w:color w:val="000000"/>
           <w:sz w:val="24"/>
         </w:rPr>
-        <w:hyperlink r:id="rId25" w:history="1">
+        <w:hyperlink r:id="rId24" w:history="1">
+          <w:r>
+            <w:rPr>
+              <w:rStyle w:val="Hyperlink"/>
+            </w:rPr>
+            <w:t>rding d</w:t>
+          </w:r>
+        </w:hyperlink>
+      </w:r>
+      <w:r>
+        <w:rPr>
+          <w:u w:val="single" w:color="0000ff"/>
+          <w:rFonts w:ascii="Charis SIL Regular" w:hAnsi="Charis SIL Regular" w:eastAsia="Charis SIL Regular"/>
+          <w:b w:val="0"/>
+          <w:i w:val="0"/>
+          <w:color w:val="000000"/>
+          <w:sz w:val="24"/>
+        </w:rPr>
+        <w:hyperlink r:id="rId24" w:history="1">
+          <w:r>
+            <w:rPr>
+              <w:rStyle w:val="Hyperlink"/>
+            </w:rPr>
+            <w:t xml:space="preserve">onations </w:t>
+          </w:r>
+        </w:hyperlink>
+      </w:r>
+      <w:r>
+        <w:rPr>
+          <w:u w:val="single" w:color="0000ff"/>
+          <w:rFonts w:ascii="Charis SIL Regular" w:hAnsi="Charis SIL Regular" w:eastAsia="Charis SIL Regular"/>
+          <w:b w:val="0"/>
+          <w:i w:val="0"/>
+          <w:color w:val="000000"/>
+          <w:sz w:val="24"/>
+        </w:rPr>
+        <w:hyperlink r:id="rId24" w:history="1">
           <w:r>
             <w:rPr>
               <w:rStyle w:val="Hyperlink"/>
@@ -3640,7 +3804,7 @@
           <w:sz w:val="24"/>
           <w:u w:val="single"/>
         </w:rPr>
-        <w:hyperlink r:id="rId26" w:history="1">
+        <w:hyperlink r:id="rId25" w:history="1">
           <w:r>
             <w:rPr>
               <w:rStyle w:val="Hyperlink"/>
@@ -3669,7 +3833,7 @@
           <w:sz w:val="24"/>
           <w:u w:val="single"/>
         </w:rPr>
-        <w:hyperlink r:id="rId26" w:history="1">
+        <w:hyperlink r:id="rId25" w:history="1">
           <w:r>
             <w:rPr>
               <w:rStyle w:val="Hyperlink"/>
@@ -3698,7 +3862,7 @@
           <w:sz w:val="24"/>
           <w:u w:val="single"/>
         </w:rPr>
-        <w:hyperlink r:id="rId26" w:history="1">
+        <w:hyperlink r:id="rId25" w:history="1">
           <w:r>
             <w:rPr>
               <w:rStyle w:val="Hyperlink"/>
@@ -3727,7 +3891,7 @@
           <w:sz w:val="24"/>
           <w:u w:val="single"/>
         </w:rPr>
-        <w:hyperlink r:id="rId26" w:history="1">
+        <w:hyperlink r:id="rId25" w:history="1">
           <w:r>
             <w:rPr>
               <w:rStyle w:val="Hyperlink"/>
@@ -3756,7 +3920,7 @@
           <w:sz w:val="24"/>
           <w:u w:val="single"/>
         </w:rPr>
-        <w:hyperlink r:id="rId26" w:history="1">
+        <w:hyperlink r:id="rId25" w:history="1">
           <w:r>
             <w:rPr>
               <w:rStyle w:val="Hyperlink"/>
@@ -3794,7 +3958,7 @@
           <w:color w:val="000000"/>
           <w:sz w:val="24"/>
         </w:rPr>
-        <w:hyperlink r:id="rId26" w:history="1">
+        <w:hyperlink r:id="rId25" w:history="1">
           <w:r>
             <w:rPr>
               <w:rStyle w:val="Hyperlink"/>
@@ -3812,7 +3976,7 @@
           <w:color w:val="000000"/>
           <w:sz w:val="24"/>
         </w:rPr>
-        <w:hyperlink r:id="rId26" w:history="1">
+        <w:hyperlink r:id="rId25" w:history="1">
           <w:r>
             <w:rPr>
               <w:rStyle w:val="Hyperlink"/>
@@ -3850,7 +4014,7 @@
           <w:sz w:val="24"/>
           <w:u w:val="single"/>
         </w:rPr>
-        <w:hyperlink r:id="rId27" w:history="1">
+        <w:hyperlink r:id="rId26" w:history="1">
           <w:r>
             <w:rPr>
               <w:rStyle w:val="Hyperlink"/>
@@ -3888,7 +4052,7 @@
           <w:color w:val="000000"/>
           <w:sz w:val="24"/>
         </w:rPr>
-        <w:hyperlink r:id="rId27" w:history="1">
+        <w:hyperlink r:id="rId26" w:history="1">
           <w:r>
             <w:rPr>
               <w:rStyle w:val="Hyperlink"/>
@@ -4353,7 +4517,7 @@
           <w:color w:val="0000FF"/>
           <w:sz w:val="24"/>
         </w:rPr>
-        <w:hyperlink r:id="rId28" w:history="1">
+        <w:hyperlink r:id="rId27" w:history="1">
           <w:r>
             <w:rPr>
               <w:rStyle w:val="Hyperlink"/>
@@ -4370,7 +4534,7 @@
           <w:color w:val="0000FF"/>
           <w:sz w:val="24"/>
         </w:rPr>
-        <w:hyperlink r:id="rId28" w:history="1">
+        <w:hyperlink r:id="rId27" w:history="1">
           <w:r>
             <w:rPr>
               <w:rStyle w:val="Hyperlink"/>
@@ -4478,7 +4642,7 @@
           <w:sz w:val="24"/>
           <w:u w:val="single"/>
         </w:rPr>
-        <w:hyperlink r:id="rId29" w:history="1">
+        <w:hyperlink r:id="rId28" w:history="1">
           <w:r>
             <w:rPr>
               <w:rStyle w:val="Hyperlink"/>
@@ -4496,7 +4660,7 @@
           <w:sz w:val="24"/>
           <w:u w:val="single"/>
         </w:rPr>
-        <w:hyperlink r:id="rId29" w:history="1">
+        <w:hyperlink r:id="rId28" w:history="1">
           <w:r>
             <w:rPr>
               <w:rStyle w:val="Hyperlink"/>
@@ -4514,7 +4678,7 @@
           <w:sz w:val="24"/>
           <w:u w:val="single"/>
         </w:rPr>
-        <w:hyperlink r:id="rId29" w:history="1">
+        <w:hyperlink r:id="rId28" w:history="1">
           <w:r>
             <w:rPr>
               <w:rStyle w:val="Hyperlink"/>
@@ -4532,7 +4696,7 @@
           <w:sz w:val="24"/>
           <w:u w:val="single"/>
         </w:rPr>
-        <w:hyperlink r:id="rId29" w:history="1">
+        <w:hyperlink r:id="rId28" w:history="1">
           <w:r>
             <w:rPr>
               <w:rStyle w:val="Hyperlink"/>
@@ -4550,7 +4714,7 @@
           <w:sz w:val="24"/>
           <w:u w:val="single"/>
         </w:rPr>
-        <w:hyperlink r:id="rId29" w:history="1">
+        <w:hyperlink r:id="rId28" w:history="1">
           <w:r>
             <w:rPr>
               <w:rStyle w:val="Hyperlink"/>
@@ -4568,7 +4732,7 @@
           <w:sz w:val="24"/>
           <w:u w:val="single"/>
         </w:rPr>
-        <w:hyperlink r:id="rId29" w:history="1">
+        <w:hyperlink r:id="rId28" w:history="1">
           <w:r>
             <w:rPr>
               <w:rStyle w:val="Hyperlink"/>
@@ -4586,7 +4750,7 @@
           <w:sz w:val="24"/>
           <w:u w:val="single"/>
         </w:rPr>
-        <w:hyperlink r:id="rId29" w:history="1">
+        <w:hyperlink r:id="rId28" w:history="1">
           <w:r>
             <w:rPr>
               <w:rStyle w:val="Hyperlink"/>
@@ -4604,7 +4768,7 @@
           <w:sz w:val="24"/>
           <w:u w:val="single"/>
         </w:rPr>
-        <w:hyperlink r:id="rId29" w:history="1">
+        <w:hyperlink r:id="rId28" w:history="1">
           <w:r>
             <w:rPr>
               <w:rStyle w:val="Hyperlink"/>
@@ -4622,7 +4786,7 @@
           <w:sz w:val="24"/>
           <w:u w:val="single"/>
         </w:rPr>
-        <w:hyperlink r:id="rId29" w:history="1">
+        <w:hyperlink r:id="rId28" w:history="1">
           <w:r>
             <w:rPr>
               <w:rStyle w:val="Hyperlink"/>
@@ -4785,7 +4949,7 @@
           <w:sz w:val="24"/>
           <w:u w:val="single"/>
         </w:rPr>
-        <w:hyperlink r:id="rId30" w:history="1">
+        <w:hyperlink r:id="rId29" w:history="1">
           <w:r>
             <w:rPr>
               <w:rStyle w:val="Hyperlink"/>
@@ -4803,7 +4967,7 @@
           <w:sz w:val="24"/>
           <w:u w:val="single"/>
         </w:rPr>
-        <w:hyperlink r:id="rId30" w:history="1">
+        <w:hyperlink r:id="rId29" w:history="1">
           <w:r>
             <w:rPr>
               <w:rStyle w:val="Hyperlink"/>
@@ -4821,7 +4985,7 @@
           <w:sz w:val="24"/>
           <w:u w:val="single"/>
         </w:rPr>
-        <w:hyperlink r:id="rId30" w:history="1">
+        <w:hyperlink r:id="rId29" w:history="1">
           <w:r>
             <w:rPr>
               <w:rStyle w:val="Hyperlink"/>
@@ -4839,7 +5003,7 @@
           <w:sz w:val="24"/>
           <w:u w:val="single"/>
         </w:rPr>
-        <w:hyperlink r:id="rId30" w:history="1">
+        <w:hyperlink r:id="rId29" w:history="1">
           <w:r>
             <w:rPr>
               <w:rStyle w:val="Hyperlink"/>
@@ -4857,7 +5021,7 @@
           <w:sz w:val="24"/>
           <w:u w:val="single"/>
         </w:rPr>
-        <w:hyperlink r:id="rId30" w:history="1">
+        <w:hyperlink r:id="rId29" w:history="1">
           <w:r>
             <w:rPr>
               <w:rStyle w:val="Hyperlink"/>
@@ -4878,7 +5042,7 @@
           <w:sz w:val="24"/>
           <w:u w:val="single"/>
         </w:rPr>
-        <w:hyperlink r:id="rId30" w:history="1">
+        <w:hyperlink r:id="rId29" w:history="1">
           <w:r>
             <w:rPr>
               <w:rStyle w:val="Hyperlink"/>
@@ -4896,7 +5060,7 @@
           <w:sz w:val="24"/>
           <w:u w:val="single"/>
         </w:rPr>
-        <w:hyperlink r:id="rId30" w:history="1">
+        <w:hyperlink r:id="rId29" w:history="1">
           <w:r>
             <w:rPr>
               <w:rStyle w:val="Hyperlink"/>
@@ -5008,6 +5172,284 @@
           <w:sz w:val="24"/>
           <w:u w:val="single"/>
         </w:rPr>
+        <w:hyperlink r:id="rId30" w:history="1">
+          <w:r>
+            <w:rPr>
+              <w:rStyle w:val="Hyperlink"/>
+            </w:rPr>
+            <w:t>https://</w:t>
+          </w:r>
+        </w:hyperlink>
+      </w:r>
+      <w:r>
+        <w:rPr>
+          <w:rFonts w:ascii="Charis SIL Regular" w:hAnsi="Charis SIL Regular" w:eastAsia="Charis SIL Regular"/>
+          <w:b w:val="0"/>
+          <w:i w:val="0"/>
+          <w:color w:val="0000FF"/>
+          <w:sz w:val="24"/>
+          <w:u w:val="single"/>
+        </w:rPr>
+        <w:hyperlink r:id="rId30" w:history="1">
+          <w:r>
+            <w:rPr>
+              <w:rStyle w:val="Hyperlink"/>
+            </w:rPr>
+            <w:t>www.nationaalarchief.nl/</w:t>
+          </w:r>
+        </w:hyperlink>
+      </w:r>
+      <w:r>
+        <w:rPr>
+          <w:rFonts w:ascii="Charis SIL Regular" w:hAnsi="Charis SIL Regular" w:eastAsia="Charis SIL Regular"/>
+          <w:b w:val="0"/>
+          <w:i w:val="0"/>
+          <w:color w:val="0000FF"/>
+          <w:sz w:val="24"/>
+          <w:u w:val="single"/>
+        </w:rPr>
+        <w:hyperlink r:id="rId30" w:history="1">
+          <w:r>
+            <w:rPr>
+              <w:rStyle w:val="Hyperlink"/>
+            </w:rPr>
+            <w:t>onderzoeken/</w:t>
+          </w:r>
+        </w:hyperlink>
+      </w:r>
+      <w:r>
+        <w:rPr>
+          <w:rFonts w:ascii="Charis SIL Regular" w:hAnsi="Charis SIL Regular" w:eastAsia="Charis SIL Regular"/>
+          <w:b w:val="0"/>
+          <w:i w:val="0"/>
+          <w:color w:val="0000FF"/>
+          <w:sz w:val="24"/>
+          <w:u w:val="single"/>
+        </w:rPr>
+        <w:hyperlink r:id="rId30" w:history="1">
+          <w:r>
+            <w:rPr>
+              <w:rStyle w:val="Hyperlink"/>
+            </w:rPr>
+            <w:t>archief/2.04.01/</w:t>
+          </w:r>
+        </w:hyperlink>
+      </w:r>
+      <w:r>
+        <w:rPr>
+          <w:rFonts w:ascii="Charis SIL Regular" w:hAnsi="Charis SIL Regular" w:eastAsia="Charis SIL Regular"/>
+          <w:b w:val="0"/>
+          <w:i w:val="0"/>
+          <w:color w:val="0000FF"/>
+          <w:sz w:val="24"/>
+          <w:u w:val="single"/>
+        </w:rPr>
+        <w:hyperlink r:id="rId30" w:history="1">
+          <w:r>
+            <w:rPr>
+              <w:rStyle w:val="Hyperlink"/>
+            </w:rPr>
+            <w:t xml:space="preserve">invnr/4030/ </w:t>
+          </w:r>
+        </w:hyperlink>
+      </w:r>
+      <w:r>
+        <w:tab/>
+      </w:r>
+      <w:r>
+        <w:rPr>
+          <w:rFonts w:ascii="Charis SIL Regular" w:hAnsi="Charis SIL Regular" w:eastAsia="Charis SIL Regular"/>
+          <w:b w:val="0"/>
+          <w:i w:val="0"/>
+          <w:color w:val="0000FF"/>
+          <w:sz w:val="24"/>
+          <w:u w:val="single"/>
+        </w:rPr>
+        <w:hyperlink r:id="rId30" w:history="1">
+          <w:r>
+            <w:rPr>
+              <w:rStyle w:val="Hyperlink"/>
+            </w:rPr>
+            <w:t>f</w:t>
+          </w:r>
+        </w:hyperlink>
+      </w:r>
+      <w:r>
+        <w:rPr>
+          <w:rFonts w:ascii="Charis SIL Regular" w:hAnsi="Charis SIL Regular" w:eastAsia="Charis SIL Regular"/>
+          <w:b w:val="0"/>
+          <w:i w:val="0"/>
+          <w:color w:val="0000FF"/>
+          <w:sz w:val="24"/>
+          <w:u w:val="single"/>
+        </w:rPr>
+        <w:hyperlink r:id="rId30" w:history="1">
+          <w:r>
+            <w:rPr>
+              <w:rStyle w:val="Hyperlink"/>
+            </w:rPr>
+            <w:t>i</w:t>
+          </w:r>
+        </w:hyperlink>
+      </w:r>
+      <w:r>
+        <w:rPr>
+          <w:rFonts w:ascii="Charis SIL Regular" w:hAnsi="Charis SIL Regular" w:eastAsia="Charis SIL Regular"/>
+          <w:b w:val="0"/>
+          <w:i w:val="0"/>
+          <w:color w:val="0000FF"/>
+          <w:sz w:val="24"/>
+          <w:u w:val="single"/>
+        </w:rPr>
+        <w:hyperlink r:id="rId30" w:history="1">
+          <w:r>
+            <w:rPr>
+              <w:rStyle w:val="Hyperlink"/>
+            </w:rPr>
+            <w:t>l</w:t>
+          </w:r>
+        </w:hyperlink>
+      </w:r>
+      <w:r>
+        <w:rPr>
+          <w:rFonts w:ascii="Charis SIL Regular" w:hAnsi="Charis SIL Regular" w:eastAsia="Charis SIL Regular"/>
+          <w:b w:val="0"/>
+          <w:i w:val="0"/>
+          <w:color w:val="0000FF"/>
+          <w:sz w:val="24"/>
+        </w:rPr>
+        <w:hyperlink r:id="rId30" w:history="1">
+          <w:r>
+            <w:rPr>
+              <w:rStyle w:val="Hyperlink"/>
+            </w:rPr>
+            <w:t>e</w:t>
+          </w:r>
+        </w:hyperlink>
+      </w:r>
+      <w:r>
+        <w:rPr>
+          <w:rFonts w:ascii="Charis SIL Regular" w:hAnsi="Charis SIL Regular" w:eastAsia="Charis SIL Regular"/>
+          <w:b w:val="0"/>
+          <w:i w:val="0"/>
+          <w:color w:val="0000FF"/>
+          <w:sz w:val="24"/>
+          <w:u w:val="single"/>
+        </w:rPr>
+        <w:t>/</w:t>
+      </w:r>
+      <w:r>
+        <w:rPr>
+          <w:rFonts w:ascii="Charis SIL Regular" w:hAnsi="Charis SIL Regular" w:eastAsia="Charis SIL Regular"/>
+          <w:b w:val="0"/>
+          <w:i w:val="0"/>
+          <w:color w:val="0000FF"/>
+          <w:sz w:val="24"/>
+          <w:u w:val="single"/>
+        </w:rPr>
+        <w:hyperlink r:id="rId30" w:history="1">
+          <w:r>
+            <w:rPr>
+              <w:rStyle w:val="Hyperlink"/>
+            </w:rPr>
+            <w:t>NL-</w:t>
+          </w:r>
+        </w:hyperlink>
+      </w:r>
+      <w:r>
+        <w:rPr>
+          <w:rFonts w:ascii="Charis SIL Regular" w:hAnsi="Charis SIL Regular" w:eastAsia="Charis SIL Regular"/>
+          <w:b w:val="0"/>
+          <w:i w:val="0"/>
+          <w:color w:val="0000FF"/>
+          <w:sz w:val="24"/>
+          <w:u w:val="single"/>
+        </w:rPr>
+        <w:hyperlink r:id="rId30" w:history="1">
+          <w:r>
+            <w:rPr>
+              <w:rStyle w:val="Hyperlink"/>
+            </w:rPr>
+            <w:t xml:space="preserve">HaNA_2.04.01_4030_0001 </w:t>
+          </w:r>
+        </w:hyperlink>
+      </w:r>
+      <w:r>
+        <w:br/>
+      </w:r>
+      <w:r>
+        <w:rPr>
+          <w:rFonts w:ascii="Charis SIL Regular" w:hAnsi="Charis SIL Regular" w:eastAsia="Charis SIL Regular"/>
+          <w:b w:val="0"/>
+          <w:i w:val="0"/>
+          <w:color w:val="000000"/>
+          <w:sz w:val="24"/>
+        </w:rPr>
+        <w:t xml:space="preserve">Archival document: </w:t>
+      </w:r>
+      <w:r>
+        <w:br/>
+      </w:r>
+      <w:r>
+        <w:tab/>
+      </w:r>
+      <w:r>
+        <w:rPr>
+          <w:rFonts w:ascii="Charis SIL Italic" w:hAnsi="Charis SIL Italic" w:eastAsia="Charis SIL Italic"/>
+          <w:b w:val="0"/>
+          <w:i/>
+          <w:color w:val="000000"/>
+          <w:sz w:val="24"/>
+        </w:rPr>
+        <w:t>Noord-Hollands Archief 476 Rijksmuseum en rechtsvoorgangers te Amsterdam -</w:t>
+      </w:r>
+      <w:r>
+        <w:tab/>
+      </w:r>
+      <w:r>
+        <w:rPr>
+          <w:rFonts w:ascii="Charis SIL Italic" w:hAnsi="Charis SIL Italic" w:eastAsia="Charis SIL Italic"/>
+          <w:b w:val="0"/>
+          <w:i/>
+          <w:color w:val="000000"/>
+          <w:sz w:val="24"/>
+        </w:rPr>
+        <w:t>inventory number 11.1</w:t>
+      </w:r>
+      <w:r>
+        <w:rPr>
+          <w:rFonts w:ascii="Charis SIL Italic" w:hAnsi="Charis SIL Italic" w:eastAsia="Charis SIL Italic"/>
+          <w:b w:val="0"/>
+          <w:i/>
+          <w:color w:val="000000"/>
+          <w:sz w:val="24"/>
+        </w:rPr>
+        <w:t xml:space="preserve">Access from the archives of the Rijksmuseum containing a </w:t>
+      </w:r>
+      <w:r>
+        <w:tab/>
+      </w:r>
+      <w:r>
+        <w:rPr>
+          <w:rFonts w:ascii="Charis SIL Italic" w:hAnsi="Charis SIL Italic" w:eastAsia="Charis SIL Italic"/>
+          <w:b w:val="0"/>
+          <w:i/>
+          <w:color w:val="000000"/>
+          <w:sz w:val="24"/>
+        </w:rPr>
+        <w:t xml:space="preserve">wide range of documents relating to the acquisition, loan and restoration of objects. </w:t>
+      </w:r>
+      <w:r>
+        <w:tab/>
+      </w:r>
+      <w:r>
+        <w:rPr>
+          <w:rFonts w:ascii="Charis SIL Regular" w:hAnsi="Charis SIL Regular" w:eastAsia="Charis SIL Regular"/>
+          <w:b w:val="0"/>
+          <w:i w:val="0"/>
+          <w:color w:val="0000FF"/>
+          <w:sz w:val="24"/>
+        </w:rPr>
         <w:hyperlink r:id="rId31" w:history="1">
           <w:r>
             <w:rPr>
@@ -5024,293 +5466,8 @@
           <w:i w:val="0"/>
           <w:color w:val="0000FF"/>
           <w:sz w:val="24"/>
-          <w:u w:val="single"/>
         </w:rPr>
         <w:hyperlink r:id="rId31" w:history="1">
-          <w:r>
-            <w:rPr>
-              <w:rStyle w:val="Hyperlink"/>
-            </w:rPr>
-            <w:t>www.nationaalarchief.nl/</w:t>
-          </w:r>
-        </w:hyperlink>
-      </w:r>
-      <w:r>
-        <w:rPr>
-          <w:rFonts w:ascii="Charis SIL Regular" w:hAnsi="Charis SIL Regular" w:eastAsia="Charis SIL Regular"/>
-          <w:b w:val="0"/>
-          <w:i w:val="0"/>
-          <w:color w:val="0000FF"/>
-          <w:sz w:val="24"/>
-          <w:u w:val="single"/>
-        </w:rPr>
-        <w:hyperlink r:id="rId31" w:history="1">
-          <w:r>
-            <w:rPr>
-              <w:rStyle w:val="Hyperlink"/>
-            </w:rPr>
-            <w:t>onderzoeken/</w:t>
-          </w:r>
-        </w:hyperlink>
-      </w:r>
-      <w:r>
-        <w:rPr>
-          <w:rFonts w:ascii="Charis SIL Regular" w:hAnsi="Charis SIL Regular" w:eastAsia="Charis SIL Regular"/>
-          <w:b w:val="0"/>
-          <w:i w:val="0"/>
-          <w:color w:val="0000FF"/>
-          <w:sz w:val="24"/>
-          <w:u w:val="single"/>
-        </w:rPr>
-        <w:hyperlink r:id="rId31" w:history="1">
-          <w:r>
-            <w:rPr>
-              <w:rStyle w:val="Hyperlink"/>
-            </w:rPr>
-            <w:t>archief/2.04.01/</w:t>
-          </w:r>
-        </w:hyperlink>
-      </w:r>
-      <w:r>
-        <w:rPr>
-          <w:rFonts w:ascii="Charis SIL Regular" w:hAnsi="Charis SIL Regular" w:eastAsia="Charis SIL Regular"/>
-          <w:b w:val="0"/>
-          <w:i w:val="0"/>
-          <w:color w:val="0000FF"/>
-          <w:sz w:val="24"/>
-          <w:u w:val="single"/>
-        </w:rPr>
-        <w:hyperlink r:id="rId31" w:history="1">
-          <w:r>
-            <w:rPr>
-              <w:rStyle w:val="Hyperlink"/>
-            </w:rPr>
-            <w:t xml:space="preserve">invnr/4030/ </w:t>
-          </w:r>
-        </w:hyperlink>
-      </w:r>
-      <w:r>
-        <w:tab/>
-      </w:r>
-      <w:r>
-        <w:rPr>
-          <w:rFonts w:ascii="Charis SIL Regular" w:hAnsi="Charis SIL Regular" w:eastAsia="Charis SIL Regular"/>
-          <w:b w:val="0"/>
-          <w:i w:val="0"/>
-          <w:color w:val="0000FF"/>
-          <w:sz w:val="24"/>
-          <w:u w:val="single"/>
-        </w:rPr>
-        <w:hyperlink r:id="rId31" w:history="1">
-          <w:r>
-            <w:rPr>
-              <w:rStyle w:val="Hyperlink"/>
-            </w:rPr>
-            <w:t>f</w:t>
-          </w:r>
-        </w:hyperlink>
-      </w:r>
-      <w:r>
-        <w:rPr>
-          <w:rFonts w:ascii="Charis SIL Regular" w:hAnsi="Charis SIL Regular" w:eastAsia="Charis SIL Regular"/>
-          <w:b w:val="0"/>
-          <w:i w:val="0"/>
-          <w:color w:val="0000FF"/>
-          <w:sz w:val="24"/>
-          <w:u w:val="single"/>
-        </w:rPr>
-        <w:hyperlink r:id="rId31" w:history="1">
-          <w:r>
-            <w:rPr>
-              <w:rStyle w:val="Hyperlink"/>
-            </w:rPr>
-            <w:t>i</w:t>
-          </w:r>
-        </w:hyperlink>
-      </w:r>
-      <w:r>
-        <w:rPr>
-          <w:rFonts w:ascii="Charis SIL Regular" w:hAnsi="Charis SIL Regular" w:eastAsia="Charis SIL Regular"/>
-          <w:b w:val="0"/>
-          <w:i w:val="0"/>
-          <w:color w:val="0000FF"/>
-          <w:sz w:val="24"/>
-          <w:u w:val="single"/>
-        </w:rPr>
-        <w:hyperlink r:id="rId31" w:history="1">
-          <w:r>
-            <w:rPr>
-              <w:rStyle w:val="Hyperlink"/>
-            </w:rPr>
-            <w:t>l</w:t>
-          </w:r>
-        </w:hyperlink>
-      </w:r>
-      <w:r>
-        <w:rPr>
-          <w:rFonts w:ascii="Charis SIL Regular" w:hAnsi="Charis SIL Regular" w:eastAsia="Charis SIL Regular"/>
-          <w:b w:val="0"/>
-          <w:i w:val="0"/>
-          <w:color w:val="0000FF"/>
-          <w:sz w:val="24"/>
-        </w:rPr>
-        <w:hyperlink r:id="rId31" w:history="1">
-          <w:r>
-            <w:rPr>
-              <w:rStyle w:val="Hyperlink"/>
-            </w:rPr>
-            <w:t>e</w:t>
-          </w:r>
-        </w:hyperlink>
-      </w:r>
-      <w:r>
-        <w:rPr>
-          <w:rFonts w:ascii="Charis SIL Regular" w:hAnsi="Charis SIL Regular" w:eastAsia="Charis SIL Regular"/>
-          <w:b w:val="0"/>
-          <w:i w:val="0"/>
-          <w:color w:val="0000FF"/>
-          <w:sz w:val="24"/>
-          <w:u w:val="single"/>
-        </w:rPr>
-        <w:hyperlink r:id="rId31" w:history="1">
-          <w:r>
-            <w:rPr>
-              <w:rStyle w:val="Hyperlink"/>
-            </w:rPr>
-            <w:t>/</w:t>
-          </w:r>
-        </w:hyperlink>
-      </w:r>
-      <w:r>
-        <w:rPr>
-          <w:rFonts w:ascii="Charis SIL Regular" w:hAnsi="Charis SIL Regular" w:eastAsia="Charis SIL Regular"/>
-          <w:b w:val="0"/>
-          <w:i w:val="0"/>
-          <w:color w:val="0000FF"/>
-          <w:sz w:val="24"/>
-          <w:u w:val="single"/>
-        </w:rPr>
-        <w:hyperlink r:id="rId31" w:history="1">
-          <w:r>
-            <w:rPr>
-              <w:rStyle w:val="Hyperlink"/>
-            </w:rPr>
-            <w:t>NL-</w:t>
-          </w:r>
-        </w:hyperlink>
-      </w:r>
-      <w:r>
-        <w:rPr>
-          <w:rFonts w:ascii="Charis SIL Regular" w:hAnsi="Charis SIL Regular" w:eastAsia="Charis SIL Regular"/>
-          <w:b w:val="0"/>
-          <w:i w:val="0"/>
-          <w:color w:val="0000FF"/>
-          <w:sz w:val="24"/>
-          <w:u w:val="single"/>
-        </w:rPr>
-        <w:hyperlink r:id="rId31" w:history="1">
-          <w:r>
-            <w:rPr>
-              <w:rStyle w:val="Hyperlink"/>
-            </w:rPr>
-            <w:t xml:space="preserve">HaNA_2.04.01_4030_0001 </w:t>
-          </w:r>
-        </w:hyperlink>
-      </w:r>
-      <w:r>
-        <w:br/>
-      </w:r>
-      <w:r>
-        <w:rPr>
-          <w:rFonts w:ascii="Charis SIL Regular" w:hAnsi="Charis SIL Regular" w:eastAsia="Charis SIL Regular"/>
-          <w:b w:val="0"/>
-          <w:i w:val="0"/>
-          <w:color w:val="000000"/>
-          <w:sz w:val="24"/>
-        </w:rPr>
-        <w:t xml:space="preserve">Archival document: </w:t>
-      </w:r>
-      <w:r>
-        <w:br/>
-      </w:r>
-      <w:r>
-        <w:tab/>
-      </w:r>
-      <w:r>
-        <w:rPr>
-          <w:rFonts w:ascii="Charis SIL Italic" w:hAnsi="Charis SIL Italic" w:eastAsia="Charis SIL Italic"/>
-          <w:b w:val="0"/>
-          <w:i/>
-          <w:color w:val="000000"/>
-          <w:sz w:val="24"/>
-        </w:rPr>
-        <w:t>Noord-Hollands Archief 476 Rijksmuseum en rechtsvoorgangers te Amsterdam -</w:t>
-      </w:r>
-      <w:r>
-        <w:tab/>
-      </w:r>
-      <w:r>
-        <w:rPr>
-          <w:rFonts w:ascii="Charis SIL Italic" w:hAnsi="Charis SIL Italic" w:eastAsia="Charis SIL Italic"/>
-          <w:b w:val="0"/>
-          <w:i/>
-          <w:color w:val="000000"/>
-          <w:sz w:val="24"/>
-        </w:rPr>
-        <w:t>inventory number 11.1</w:t>
-      </w:r>
-      <w:r>
-        <w:rPr>
-          <w:rFonts w:ascii="Charis SIL Italic" w:hAnsi="Charis SIL Italic" w:eastAsia="Charis SIL Italic"/>
-          <w:b w:val="0"/>
-          <w:i/>
-          <w:color w:val="000000"/>
-          <w:sz w:val="24"/>
-        </w:rPr>
-        <w:t xml:space="preserve">Access from the archives of the Rijksmuseum containing a </w:t>
-      </w:r>
-      <w:r>
-        <w:tab/>
-      </w:r>
-      <w:r>
-        <w:rPr>
-          <w:rFonts w:ascii="Charis SIL Italic" w:hAnsi="Charis SIL Italic" w:eastAsia="Charis SIL Italic"/>
-          <w:b w:val="0"/>
-          <w:i/>
-          <w:color w:val="000000"/>
-          <w:sz w:val="24"/>
-        </w:rPr>
-        <w:t xml:space="preserve">wide range of documents relating to the acquisition, loan and restoration of objects. </w:t>
-      </w:r>
-      <w:r>
-        <w:tab/>
-      </w:r>
-      <w:r>
-        <w:rPr>
-          <w:rFonts w:ascii="Charis SIL Regular" w:hAnsi="Charis SIL Regular" w:eastAsia="Charis SIL Regular"/>
-          <w:b w:val="0"/>
-          <w:i w:val="0"/>
-          <w:color w:val="0000FF"/>
-          <w:sz w:val="24"/>
-        </w:rPr>
-        <w:hyperlink r:id="rId32" w:history="1">
-          <w:r>
-            <w:rPr>
-              <w:rStyle w:val="Hyperlink"/>
-            </w:rPr>
-            <w:t>https://</w:t>
-          </w:r>
-        </w:hyperlink>
-      </w:r>
-      <w:r>
-        <w:rPr>
-          <w:rFonts w:ascii="Charis SIL Regular" w:hAnsi="Charis SIL Regular" w:eastAsia="Charis SIL Regular"/>
-          <w:b w:val="0"/>
-          <w:i w:val="0"/>
-          <w:color w:val="0000FF"/>
-          <w:sz w:val="24"/>
-        </w:rPr>
-        <w:hyperlink r:id="rId32" w:history="1">
           <w:r>
             <w:rPr>
               <w:rStyle w:val="Hyperlink"/>
@@ -5405,7 +5562,7 @@
           <w:color w:val="0000FF"/>
           <w:sz w:val="24"/>
         </w:rPr>
-        <w:hyperlink r:id="rId33" w:history="1">
+        <w:hyperlink r:id="rId32" w:history="1">
           <w:r>
             <w:rPr>
               <w:rStyle w:val="Hyperlink"/>
@@ -5422,7 +5579,7 @@
           <w:color w:val="0000FF"/>
           <w:sz w:val="24"/>
         </w:rPr>
-        <w:hyperlink r:id="rId33" w:history="1">
+        <w:hyperlink r:id="rId32" w:history="1">
           <w:r>
             <w:rPr>
               <w:rStyle w:val="Hyperlink"/>
@@ -5540,7 +5697,7 @@
           <w:color w:val="0000FF"/>
           <w:sz w:val="24"/>
         </w:rPr>
-        <w:hyperlink r:id="rId34" w:history="1">
+        <w:hyperlink r:id="rId33" w:history="1">
           <w:r>
             <w:rPr>
               <w:rStyle w:val="Hyperlink"/>
@@ -5557,7 +5714,7 @@
           <w:color w:val="0000FF"/>
           <w:sz w:val="24"/>
         </w:rPr>
-        <w:hyperlink r:id="rId34" w:history="1">
+        <w:hyperlink r:id="rId33" w:history="1">
           <w:r>
             <w:rPr>
               <w:rStyle w:val="Hyperlink"/>
@@ -5684,7 +5841,7 @@
           <w:sz w:val="24"/>
           <w:u w:val="single"/>
         </w:rPr>
-        <w:hyperlink r:id="rId35" w:history="1">
+        <w:hyperlink r:id="rId34" w:history="1">
           <w:r>
             <w:rPr>
               <w:rStyle w:val="Hyperlink"/>
@@ -5702,7 +5859,7 @@
           <w:sz w:val="24"/>
           <w:u w:val="single"/>
         </w:rPr>
-        <w:hyperlink r:id="rId35" w:history="1">
+        <w:hyperlink r:id="rId34" w:history="1">
           <w:r>
             <w:rPr>
               <w:rStyle w:val="Hyperlink"/>
@@ -5720,7 +5877,7 @@
           <w:sz w:val="24"/>
           <w:u w:val="single"/>
         </w:rPr>
-        <w:hyperlink r:id="rId35" w:history="1">
+        <w:hyperlink r:id="rId34" w:history="1">
           <w:r>
             <w:rPr>
               <w:rStyle w:val="Hyperlink"/>
@@ -5748,7 +5905,7 @@
           <w:sz w:val="24"/>
           <w:u w:val="single"/>
         </w:rPr>
-        <w:hyperlink r:id="rId36" w:history="1">
+        <w:hyperlink r:id="rId35" w:history="1">
           <w:r>
             <w:rPr>
               <w:rStyle w:val="Hyperlink"/>
@@ -5777,7 +5934,7 @@
           <w:sz w:val="24"/>
           <w:u w:val="single"/>
         </w:rPr>
-        <w:hyperlink r:id="rId36" w:history="1">
+        <w:hyperlink r:id="rId35" w:history="1">
           <w:r>
             <w:rPr>
               <w:rStyle w:val="Hyperlink"/>
@@ -5900,7 +6057,7 @@
           <w:sz w:val="24"/>
           <w:u w:val="single"/>
         </w:rPr>
-        <w:hyperlink r:id="rId37" w:history="1">
+        <w:hyperlink r:id="rId36" w:history="1">
           <w:r>
             <w:rPr>
               <w:rStyle w:val="Hyperlink"/>
@@ -5929,7 +6086,7 @@
           <w:sz w:val="24"/>
           <w:u w:val="single"/>
         </w:rPr>
-        <w:hyperlink r:id="rId37" w:history="1">
+        <w:hyperlink r:id="rId36" w:history="1">
           <w:r>
             <w:rPr>
               <w:rStyle w:val="Hyperlink"/>
@@ -5957,7 +6114,7 @@
           <w:sz w:val="24"/>
           <w:u w:val="single"/>
         </w:rPr>
-        <w:hyperlink r:id="rId38" w:history="1">
+        <w:hyperlink r:id="rId37" w:history="1">
           <w:r>
             <w:rPr>
               <w:rStyle w:val="Hyperlink"/>
@@ -5975,7 +6132,7 @@
           <w:sz w:val="24"/>
           <w:u w:val="single"/>
         </w:rPr>
-        <w:hyperlink r:id="rId38" w:history="1">
+        <w:hyperlink r:id="rId37" w:history="1">
           <w:r>
             <w:rPr>
               <w:rStyle w:val="Hyperlink"/>
@@ -5993,7 +6150,7 @@
           <w:sz w:val="24"/>
           <w:u w:val="single"/>
         </w:rPr>
-        <w:hyperlink r:id="rId38" w:history="1">
+        <w:hyperlink r:id="rId37" w:history="1">
           <w:r>
             <w:rPr>
               <w:rStyle w:val="Hyperlink"/>
@@ -6011,7 +6168,7 @@
           <w:sz w:val="24"/>
           <w:u w:val="single"/>
         </w:rPr>
-        <w:hyperlink r:id="rId38" w:history="1">
+        <w:hyperlink r:id="rId37" w:history="1">
           <w:r>
             <w:rPr>
               <w:rStyle w:val="Hyperlink"/>
@@ -6029,7 +6186,7 @@
           <w:sz w:val="24"/>
           <w:u w:val="single"/>
         </w:rPr>
-        <w:hyperlink r:id="rId38" w:history="1">
+        <w:hyperlink r:id="rId37" w:history="1">
           <w:r>
             <w:rPr>
               <w:rStyle w:val="Hyperlink"/>
@@ -6047,7 +6204,7 @@
           <w:sz w:val="24"/>
           <w:u w:val="single"/>
         </w:rPr>
-        <w:hyperlink r:id="rId38" w:history="1">
+        <w:hyperlink r:id="rId37" w:history="1">
           <w:r>
             <w:rPr>
               <w:rStyle w:val="Hyperlink"/>
@@ -6065,7 +6222,7 @@
           <w:sz w:val="24"/>
           <w:u w:val="single"/>
         </w:rPr>
-        <w:hyperlink r:id="rId38" w:history="1">
+        <w:hyperlink r:id="rId37" w:history="1">
           <w:r>
             <w:rPr>
               <w:rStyle w:val="Hyperlink"/>
@@ -6173,7 +6330,7 @@
           <w:sz w:val="24"/>
           <w:u w:val="single"/>
         </w:rPr>
-        <w:hyperlink r:id="rId39" w:history="1">
+        <w:hyperlink r:id="rId38" w:history="1">
           <w:r>
             <w:rPr>
               <w:rStyle w:val="Hyperlink"/>
@@ -6191,7 +6348,7 @@
           <w:sz w:val="24"/>
           <w:u w:val="single"/>
         </w:rPr>
-        <w:hyperlink r:id="rId39" w:history="1">
+        <w:hyperlink r:id="rId38" w:history="1">
           <w:r>
             <w:rPr>
               <w:rStyle w:val="Hyperlink"/>
@@ -6209,7 +6366,7 @@
           <w:sz w:val="24"/>
           <w:u w:val="single"/>
         </w:rPr>
-        <w:hyperlink r:id="rId39" w:history="1">
+        <w:hyperlink r:id="rId38" w:history="1">
           <w:r>
             <w:rPr>
               <w:rStyle w:val="Hyperlink"/>
@@ -6227,7 +6384,7 @@
           <w:sz w:val="24"/>
           <w:u w:val="single"/>
         </w:rPr>
-        <w:hyperlink r:id="rId39" w:history="1">
+        <w:hyperlink r:id="rId38" w:history="1">
           <w:r>
             <w:rPr>
               <w:rStyle w:val="Hyperlink"/>
@@ -6255,7 +6412,7 @@
           <w:sz w:val="24"/>
           <w:u w:val="single"/>
         </w:rPr>
-        <w:hyperlink r:id="rId40" w:history="1">
+        <w:hyperlink r:id="rId39" w:history="1">
           <w:r>
             <w:rPr>
               <w:rStyle w:val="Hyperlink"/>
@@ -6284,7 +6441,7 @@
           <w:sz w:val="24"/>
           <w:u w:val="single"/>
         </w:rPr>
-        <w:hyperlink r:id="rId40" w:history="1">
+        <w:hyperlink r:id="rId39" w:history="1">
           <w:r>
             <w:rPr>
               <w:rStyle w:val="Hyperlink"/>
@@ -6412,7 +6569,7 @@
           <w:sz w:val="24"/>
           <w:u w:val="single"/>
         </w:rPr>
-        <w:hyperlink r:id="rId41" w:history="1">
+        <w:hyperlink r:id="rId40" w:history="1">
           <w:r>
             <w:rPr>
               <w:rStyle w:val="Hyperlink"/>
@@ -6430,7 +6587,7 @@
           <w:sz w:val="24"/>
           <w:u w:val="single"/>
         </w:rPr>
-        <w:hyperlink r:id="rId41" w:history="1">
+        <w:hyperlink r:id="rId40" w:history="1">
           <w:r>
             <w:rPr>
               <w:rStyle w:val="Hyperlink"/>
@@ -6558,7 +6715,7 @@
           <w:sz w:val="24"/>
           <w:u w:val="single"/>
         </w:rPr>
-        <w:hyperlink r:id="rId42" w:history="1">
+        <w:hyperlink r:id="rId41" w:history="1">
           <w:r>
             <w:rPr>
               <w:rStyle w:val="Hyperlink"/>
@@ -6576,7 +6733,7 @@
           <w:sz w:val="24"/>
           <w:u w:val="single"/>
         </w:rPr>
-        <w:hyperlink r:id="rId42" w:history="1">
+        <w:hyperlink r:id="rId41" w:history="1">
           <w:r>
             <w:rPr>
               <w:rStyle w:val="Hyperlink"/>
@@ -6594,7 +6751,7 @@
           <w:sz w:val="24"/>
           <w:u w:val="single"/>
         </w:rPr>
-        <w:hyperlink r:id="rId42" w:history="1">
+        <w:hyperlink r:id="rId41" w:history="1">
           <w:r>
             <w:rPr>
               <w:rStyle w:val="Hyperlink"/>
@@ -6612,7 +6769,7 @@
           <w:sz w:val="24"/>
           <w:u w:val="single"/>
         </w:rPr>
-        <w:hyperlink r:id="rId42" w:history="1">
+        <w:hyperlink r:id="rId41" w:history="1">
           <w:r>
             <w:rPr>
               <w:rStyle w:val="Hyperlink"/>
@@ -6730,7 +6887,7 @@
           <w:sz w:val="24"/>
           <w:u w:val="single"/>
         </w:rPr>
-        <w:hyperlink r:id="rId43" w:history="1">
+        <w:hyperlink r:id="rId42" w:history="1">
           <w:r>
             <w:rPr>
               <w:rStyle w:val="Hyperlink"/>
@@ -6748,7 +6905,7 @@
           <w:sz w:val="24"/>
           <w:u w:val="single"/>
         </w:rPr>
-        <w:hyperlink r:id="rId43" w:history="1">
+        <w:hyperlink r:id="rId42" w:history="1">
           <w:r>
             <w:rPr>
               <w:rStyle w:val="Hyperlink"/>
@@ -6766,7 +6923,7 @@
           <w:sz w:val="24"/>
           <w:u w:val="single"/>
         </w:rPr>
-        <w:hyperlink r:id="rId43" w:history="1">
+        <w:hyperlink r:id="rId42" w:history="1">
           <w:r>
             <w:rPr>
               <w:rStyle w:val="Hyperlink"/>
@@ -6784,7 +6941,7 @@
           <w:sz w:val="24"/>
           <w:u w:val="single"/>
         </w:rPr>
-        <w:hyperlink r:id="rId43" w:history="1">
+        <w:hyperlink r:id="rId42" w:history="1">
           <w:r>
             <w:rPr>
               <w:rStyle w:val="Hyperlink"/>
@@ -6812,7 +6969,7 @@
           <w:sz w:val="24"/>
           <w:u w:val="single"/>
         </w:rPr>
-        <w:hyperlink r:id="rId44" w:history="1">
+        <w:hyperlink r:id="rId42" w:history="1">
           <w:r>
             <w:rPr>
               <w:rStyle w:val="Hyperlink"/>
@@ -6830,7 +6987,7 @@
           <w:sz w:val="24"/>
           <w:u w:val="single"/>
         </w:rPr>
-        <w:hyperlink r:id="rId44" w:history="1">
+        <w:hyperlink r:id="rId42" w:history="1">
           <w:r>
             <w:rPr>
               <w:rStyle w:val="Hyperlink"/>
@@ -6859,7 +7016,7 @@
           <w:sz w:val="24"/>
           <w:u w:val="single"/>
         </w:rPr>
-        <w:hyperlink r:id="rId44" w:history="1">
+        <w:hyperlink r:id="rId42" w:history="1">
           <w:r>
             <w:rPr>
               <w:rStyle w:val="Hyperlink"/>
@@ -6870,14 +7027,13 @@
       </w:r>
       <w:r>
         <w:rPr>
-          <w:u w:val="single" w:color="0000ff"/>
           <w:rFonts w:ascii="Charis SIL Regular" w:hAnsi="Charis SIL Regular" w:eastAsia="Charis SIL Regular"/>
           <w:b w:val="0"/>
           <w:i w:val="0"/>
           <w:color w:val="000000"/>
           <w:sz w:val="24"/>
         </w:rPr>
-        <w:hyperlink r:id="rId43" w:history="1">
+        <w:hyperlink r:id="rId42" w:history="1">
           <w:r>
             <w:rPr>
               <w:rStyle w:val="Hyperlink"/>
@@ -6895,7 +7051,7 @@
           <w:sz w:val="24"/>
           <w:u w:val="single"/>
         </w:rPr>
-        <w:hyperlink r:id="rId45" w:history="1">
+        <w:hyperlink r:id="rId42" w:history="1">
           <w:r>
             <w:rPr>
               <w:rStyle w:val="Hyperlink"/>
@@ -6924,7 +7080,7 @@
           <w:sz w:val="24"/>
           <w:u w:val="single"/>
         </w:rPr>
-        <w:hyperlink r:id="rId45" w:history="1">
+        <w:hyperlink r:id="rId42" w:history="1">
           <w:r>
             <w:rPr>
               <w:rStyle w:val="Hyperlink"/>

--- a/EXPORTS/DOCX/published/niveau3/English/KKZ.docx
+++ b/EXPORTS/DOCX/published/niveau3/English/KKZ.docx
@@ -2349,7 +2349,43 @@
           <w:color w:val="000000"/>
           <w:sz w:val="24"/>
         </w:rPr>
-        <w:t xml:space="preserve">, the </w:t>
+        <w:hyperlink r:id="rId17" w:history="1">
+          <w:r>
+            <w:rPr>
+              <w:rStyle w:val="Hyperlink"/>
+            </w:rPr>
+            <w:t>, th</w:t>
+          </w:r>
+        </w:hyperlink>
+      </w:r>
+      <w:r>
+        <w:rPr>
+          <w:u w:val="single" w:color="0000ff"/>
+          <w:rFonts w:ascii="Charis SIL Regular" w:hAnsi="Charis SIL Regular" w:eastAsia="Charis SIL Regular"/>
+          <w:b w:val="0"/>
+          <w:i w:val="0"/>
+          <w:color w:val="000000"/>
+          <w:sz w:val="24"/>
+        </w:rPr>
+        <w:hyperlink r:id="rId17" w:history="1">
+          <w:r>
+            <w:rPr>
+              <w:rStyle w:val="Hyperlink"/>
+            </w:rPr>
+            <w:t>e</w:t>
+          </w:r>
+        </w:hyperlink>
+      </w:r>
+      <w:r>
+        <w:rPr>
+          <w:u w:val="single" w:color="0000ff"/>
+          <w:rFonts w:ascii="Charis SIL Regular" w:hAnsi="Charis SIL Regular" w:eastAsia="Charis SIL Regular"/>
+          <w:b w:val="0"/>
+          <w:i w:val="0"/>
+          <w:color w:val="000000"/>
+          <w:sz w:val="24"/>
+        </w:rPr>
+        <w:t xml:space="preserve"> </w:t>
       </w:r>
       <w:r>
         <w:rPr>
@@ -3947,7 +3983,7 @@
           <w:color w:val="000000"/>
           <w:sz w:val="24"/>
         </w:rPr>
-        <w:t>by officials of the Ministry of the Interior that are relevant to researc</w:t>
+        <w:t>by officials of the Ministry of the Interior that a</w:t>
       </w:r>
       <w:r>
         <w:rPr>
@@ -3963,9 +3999,74 @@
             <w:rPr>
               <w:rStyle w:val="Hyperlink"/>
             </w:rPr>
-            <w:t>h in</w:t>
+            <w:t>re releva</w:t>
           </w:r>
         </w:hyperlink>
+      </w:r>
+      <w:r>
+        <w:rPr>
+          <w:u w:val="single" w:color="0000ff"/>
+          <w:rFonts w:ascii="Charis SIL Regular" w:hAnsi="Charis SIL Regular" w:eastAsia="Charis SIL Regular"/>
+          <w:b w:val="0"/>
+          <w:i w:val="0"/>
+          <w:color w:val="000000"/>
+          <w:sz w:val="24"/>
+        </w:rPr>
+        <w:hyperlink r:id="rId25" w:history="1">
+          <w:r>
+            <w:rPr>
+              <w:rStyle w:val="Hyperlink"/>
+            </w:rPr>
+            <w:t>n</w:t>
+          </w:r>
+        </w:hyperlink>
+      </w:r>
+      <w:r>
+        <w:rPr>
+          <w:u w:val="single" w:color="0000ff"/>
+          <w:rFonts w:ascii="Charis SIL Regular" w:hAnsi="Charis SIL Regular" w:eastAsia="Charis SIL Regular"/>
+          <w:b w:val="0"/>
+          <w:i w:val="0"/>
+          <w:color w:val="000000"/>
+          <w:sz w:val="24"/>
+        </w:rPr>
+        <w:hyperlink r:id="rId25" w:history="1">
+          <w:r>
+            <w:rPr>
+              <w:rStyle w:val="Hyperlink"/>
+            </w:rPr>
+            <w:t>t to rese</w:t>
+          </w:r>
+        </w:hyperlink>
+      </w:r>
+      <w:r>
+        <w:rPr>
+          <w:u w:val="single" w:color="0000ff"/>
+          <w:rFonts w:ascii="Charis SIL Regular" w:hAnsi="Charis SIL Regular" w:eastAsia="Charis SIL Regular"/>
+          <w:b w:val="0"/>
+          <w:i w:val="0"/>
+          <w:color w:val="000000"/>
+          <w:sz w:val="24"/>
+        </w:rPr>
+        <w:hyperlink r:id="rId25" w:history="1">
+          <w:r>
+            <w:rPr>
+              <w:rStyle w:val="Hyperlink"/>
+            </w:rPr>
+            <w:t>a</w:t>
+          </w:r>
+        </w:hyperlink>
+      </w:r>
+      <w:r>
+        <w:rPr>
+          <w:u w:val="single" w:color="0000ff"/>
+          <w:rFonts w:ascii="Charis SIL Regular" w:hAnsi="Charis SIL Regular" w:eastAsia="Charis SIL Regular"/>
+          <w:b w:val="0"/>
+          <w:i w:val="0"/>
+          <w:color w:val="000000"/>
+          <w:sz w:val="24"/>
+        </w:rPr>
+        <w:t>rch in</w:t>
       </w:r>
       <w:r>
         <w:rPr>
@@ -5263,116 +5364,8 @@
           <w:i w:val="0"/>
           <w:color w:val="0000FF"/>
           <w:sz w:val="24"/>
-          <w:u w:val="single"/>
-        </w:rPr>
-        <w:hyperlink r:id="rId30" w:history="1">
-          <w:r>
-            <w:rPr>
-              <w:rStyle w:val="Hyperlink"/>
-            </w:rPr>
-            <w:t>f</w:t>
-          </w:r>
-        </w:hyperlink>
-      </w:r>
-      <w:r>
-        <w:rPr>
-          <w:rFonts w:ascii="Charis SIL Regular" w:hAnsi="Charis SIL Regular" w:eastAsia="Charis SIL Regular"/>
-          <w:b w:val="0"/>
-          <w:i w:val="0"/>
-          <w:color w:val="0000FF"/>
-          <w:sz w:val="24"/>
-          <w:u w:val="single"/>
-        </w:rPr>
-        <w:hyperlink r:id="rId30" w:history="1">
-          <w:r>
-            <w:rPr>
-              <w:rStyle w:val="Hyperlink"/>
-            </w:rPr>
-            <w:t>i</w:t>
-          </w:r>
-        </w:hyperlink>
-      </w:r>
-      <w:r>
-        <w:rPr>
-          <w:rFonts w:ascii="Charis SIL Regular" w:hAnsi="Charis SIL Regular" w:eastAsia="Charis SIL Regular"/>
-          <w:b w:val="0"/>
-          <w:i w:val="0"/>
-          <w:color w:val="0000FF"/>
-          <w:sz w:val="24"/>
-          <w:u w:val="single"/>
-        </w:rPr>
-        <w:hyperlink r:id="rId30" w:history="1">
-          <w:r>
-            <w:rPr>
-              <w:rStyle w:val="Hyperlink"/>
-            </w:rPr>
-            <w:t>l</w:t>
-          </w:r>
-        </w:hyperlink>
-      </w:r>
-      <w:r>
-        <w:rPr>
-          <w:rFonts w:ascii="Charis SIL Regular" w:hAnsi="Charis SIL Regular" w:eastAsia="Charis SIL Regular"/>
-          <w:b w:val="0"/>
-          <w:i w:val="0"/>
-          <w:color w:val="0000FF"/>
-          <w:sz w:val="24"/>
-        </w:rPr>
-        <w:hyperlink r:id="rId30" w:history="1">
-          <w:r>
-            <w:rPr>
-              <w:rStyle w:val="Hyperlink"/>
-            </w:rPr>
-            <w:t>e</w:t>
-          </w:r>
-        </w:hyperlink>
-      </w:r>
-      <w:r>
-        <w:rPr>
-          <w:rFonts w:ascii="Charis SIL Regular" w:hAnsi="Charis SIL Regular" w:eastAsia="Charis SIL Regular"/>
-          <w:b w:val="0"/>
-          <w:i w:val="0"/>
-          <w:color w:val="0000FF"/>
-          <w:sz w:val="24"/>
-          <w:u w:val="single"/>
-        </w:rPr>
-        <w:t>/</w:t>
-      </w:r>
-      <w:r>
-        <w:rPr>
-          <w:rFonts w:ascii="Charis SIL Regular" w:hAnsi="Charis SIL Regular" w:eastAsia="Charis SIL Regular"/>
-          <w:b w:val="0"/>
-          <w:i w:val="0"/>
-          <w:color w:val="0000FF"/>
-          <w:sz w:val="24"/>
-          <w:u w:val="single"/>
-        </w:rPr>
-        <w:hyperlink r:id="rId30" w:history="1">
-          <w:r>
-            <w:rPr>
-              <w:rStyle w:val="Hyperlink"/>
-            </w:rPr>
-            <w:t>NL-</w:t>
-          </w:r>
-        </w:hyperlink>
-      </w:r>
-      <w:r>
-        <w:rPr>
-          <w:rFonts w:ascii="Charis SIL Regular" w:hAnsi="Charis SIL Regular" w:eastAsia="Charis SIL Regular"/>
-          <w:b w:val="0"/>
-          <w:i w:val="0"/>
-          <w:color w:val="0000FF"/>
-          <w:sz w:val="24"/>
-          <w:u w:val="single"/>
-        </w:rPr>
-        <w:hyperlink r:id="rId30" w:history="1">
-          <w:r>
-            <w:rPr>
-              <w:rStyle w:val="Hyperlink"/>
-            </w:rPr>
-            <w:t xml:space="preserve">HaNA_2.04.01_4030_0001 </w:t>
-          </w:r>
-        </w:hyperlink>
+        </w:rPr>
+        <w:t xml:space="preserve">file/NL-HaNA_2.04.01_4030_0001 </w:t>
       </w:r>
       <w:r>
         <w:br/>

--- a/EXPORTS/DOCX/published/niveau3/English/KKZ.docx
+++ b/EXPORTS/DOCX/published/niveau3/English/KKZ.docx
@@ -226,7 +226,35 @@
           <w:color w:val="000000"/>
           <w:sz w:val="24"/>
         </w:rPr>
-        <w:t xml:space="preserve">. The museum took the form of a cabinet of curiosities and its collection comprised a </w:t>
+        <w:t>. The museum took the form of a cabinet of curiosities and its collection co</w:t>
+      </w:r>
+      <w:r>
+        <w:rPr>
+          <w:u w:val="single" w:color="0000ff"/>
+          <w:rFonts w:ascii="Charis SIL Regular" w:hAnsi="Charis SIL Regular" w:eastAsia="Charis SIL Regular"/>
+          <w:b w:val="0"/>
+          <w:i w:val="0"/>
+          <w:color w:val="000000"/>
+          <w:sz w:val="24"/>
+        </w:rPr>
+        <w:hyperlink r:id="rId9" w:history="1">
+          <w:r>
+            <w:rPr>
+              <w:rStyle w:val="Hyperlink"/>
+            </w:rPr>
+            <w:t>mpri</w:t>
+          </w:r>
+        </w:hyperlink>
+      </w:r>
+      <w:r>
+        <w:rPr>
+          <w:rFonts w:ascii="Charis SIL Regular" w:hAnsi="Charis SIL Regular" w:eastAsia="Charis SIL Regular"/>
+          <w:b w:val="0"/>
+          <w:i w:val="0"/>
+          <w:color w:val="000000"/>
+          <w:sz w:val="24"/>
+        </w:rPr>
+        <w:t xml:space="preserve">sed a </w:t>
       </w:r>
       <w:r>
         <w:rPr>
@@ -1242,6 +1270,7 @@
       </w:r>
       <w:r>
         <w:rPr>
+          <w:u w:val="single" w:color="0000ff"/>
           <w:rFonts w:ascii="Charis SIL Italic" w:hAnsi="Charis SIL Italic" w:eastAsia="Charis SIL Italic"/>
           <w:b w:val="0"/>
           <w:i/>
@@ -1496,63 +1525,8 @@
           <w:i w:val="0"/>
           <w:color w:val="0000FF"/>
           <w:sz w:val="24"/>
-          <w:u w:val="single"/>
-        </w:rPr>
-        <w:hyperlink r:id="rId15" w:history="1">
-          <w:r>
-            <w:rPr>
-              <w:rStyle w:val="Hyperlink"/>
-            </w:rPr>
-            <w:t>Ri</w:t>
-          </w:r>
-        </w:hyperlink>
-      </w:r>
-      <w:r>
-        <w:rPr>
-          <w:rFonts w:ascii="Charis SIL Regular" w:hAnsi="Charis SIL Regular" w:eastAsia="Charis SIL Regular"/>
-          <w:b w:val="0"/>
-          <w:i w:val="0"/>
-          <w:color w:val="0000FF"/>
-          <w:sz w:val="24"/>
-          <w:u w:val="single"/>
-        </w:rPr>
-        <w:hyperlink r:id="rId15" w:history="1">
-          <w:r>
-            <w:rPr>
-              <w:rStyle w:val="Hyperlink"/>
-            </w:rPr>
-            <w:t>jksmuseum</w:t>
-          </w:r>
-        </w:hyperlink>
-      </w:r>
-      <w:r>
-        <w:rPr>
-          <w:rFonts w:ascii="Charis SIL Regular" w:hAnsi="Charis SIL Regular" w:eastAsia="Charis SIL Regular"/>
-          <w:b w:val="0"/>
-          <w:i w:val="0"/>
-          <w:color w:val="0000FF"/>
-          <w:sz w:val="24"/>
-          <w:u w:val="single"/>
-        </w:rPr>
-        <w:t xml:space="preserve"> </w:t>
-      </w:r>
-      <w:r>
-        <w:rPr>
-          <w:rFonts w:ascii="Charis SIL Regular" w:hAnsi="Charis SIL Regular" w:eastAsia="Charis SIL Regular"/>
-          <w:b w:val="0"/>
-          <w:i w:val="0"/>
-          <w:color w:val="0000FF"/>
-          <w:sz w:val="24"/>
-          <w:u w:val="single"/>
-        </w:rPr>
-        <w:hyperlink r:id="rId15" w:history="1">
-          <w:r>
-            <w:rPr>
-              <w:rStyle w:val="Hyperlink"/>
-            </w:rPr>
-            <w:t>A</w:t>
-          </w:r>
-        </w:hyperlink>
+        </w:rPr>
+        <w:t>Rijksmuseum A</w:t>
       </w:r>
       <w:r>
         <w:rPr>
@@ -1754,7 +1728,6 @@
           <w:i w:val="0"/>
           <w:color w:val="0000FF"/>
           <w:sz w:val="24"/>
-          <w:u w:val="single"/>
         </w:rPr>
         <w:hyperlink r:id="rId16" w:history="1">
           <w:r>
@@ -1886,7 +1859,14 @@
           <w:color w:val="000000"/>
           <w:sz w:val="24"/>
         </w:rPr>
-        <w:t xml:space="preserve">, the </w:t>
+        <w:hyperlink r:id="rId15" w:history="1">
+          <w:r>
+            <w:rPr>
+              <w:rStyle w:val="Hyperlink"/>
+            </w:rPr>
+            <w:t xml:space="preserve">, the </w:t>
+          </w:r>
+        </w:hyperlink>
       </w:r>
       <w:r>
         <w:rPr>
@@ -2078,14 +2058,7 @@
           <w:sz w:val="24"/>
           <w:u w:val="single"/>
         </w:rPr>
-        <w:hyperlink r:id="rId17" w:history="1">
-          <w:r>
-            <w:rPr>
-              <w:rStyle w:val="Hyperlink"/>
-            </w:rPr>
-            <w:t>Ges</w:t>
-          </w:r>
-        </w:hyperlink>
+        <w:t>Ges</w:t>
       </w:r>
       <w:r>
         <w:rPr>
@@ -2096,7 +2069,7 @@
           <w:sz w:val="24"/>
           <w:u w:val="single"/>
         </w:rPr>
-        <w:hyperlink r:id="rId17" w:history="1">
+        <w:hyperlink r:id="rId16" w:history="1">
           <w:r>
             <w:rPr>
               <w:rStyle w:val="Hyperlink"/>
@@ -2125,12 +2098,199 @@
           <w:sz w:val="24"/>
           <w:u w:val="single"/>
         </w:rPr>
+        <w:hyperlink r:id="rId16" w:history="1">
+          <w:r>
+            <w:rPr>
+              <w:rStyle w:val="Hyperlink"/>
+            </w:rPr>
+            <w:t>St</w:t>
+          </w:r>
+        </w:hyperlink>
+      </w:r>
+      <w:r>
+        <w:rPr>
+          <w:rFonts w:ascii="Charis SIL Regular" w:hAnsi="Charis SIL Regular" w:eastAsia="Charis SIL Regular"/>
+          <w:b w:val="0"/>
+          <w:i w:val="0"/>
+          <w:color w:val="0000FF"/>
+          <w:sz w:val="24"/>
+          <w:u w:val="single"/>
+        </w:rPr>
+        <w:hyperlink r:id="rId16" w:history="1">
+          <w:r>
+            <w:rPr>
+              <w:rStyle w:val="Hyperlink"/>
+            </w:rPr>
+            <w:t>e</w:t>
+          </w:r>
+        </w:hyperlink>
+      </w:r>
+      <w:r>
+        <w:rPr>
+          <w:rFonts w:ascii="Charis SIL Regular" w:hAnsi="Charis SIL Regular" w:eastAsia="Charis SIL Regular"/>
+          <w:b w:val="0"/>
+          <w:i w:val="0"/>
+          <w:color w:val="0000FF"/>
+          <w:sz w:val="24"/>
+          <w:u w:val="single"/>
+        </w:rPr>
+        <w:hyperlink r:id="rId16" w:history="1">
+          <w:r>
+            <w:rPr>
+              <w:rStyle w:val="Hyperlink"/>
+            </w:rPr>
+            <w:t>nen</w:t>
+          </w:r>
+        </w:hyperlink>
+      </w:r>
+      <w:r>
+        <w:rPr>
+          <w:rFonts w:ascii="Charis SIL Regular" w:hAnsi="Charis SIL Regular" w:eastAsia="Charis SIL Regular"/>
+          <w:b w:val="0"/>
+          <w:i w:val="0"/>
+          <w:color w:val="000000"/>
+          <w:sz w:val="24"/>
+        </w:rPr>
+        <w:t xml:space="preserve">, the </w:t>
+      </w:r>
+      <w:r>
+        <w:rPr>
+          <w:rFonts w:ascii="Charis SIL Regular" w:hAnsi="Charis SIL Regular" w:eastAsia="Charis SIL Regular"/>
+          <w:b w:val="0"/>
+          <w:i w:val="0"/>
+          <w:color w:val="0000FF"/>
+          <w:sz w:val="24"/>
+          <w:u w:val="single"/>
+        </w:rPr>
+        <w:hyperlink r:id="rId16" w:history="1">
+          <w:r>
+            <w:rPr>
+              <w:rStyle w:val="Hyperlink"/>
+            </w:rPr>
+            <w:t>Ri</w:t>
+          </w:r>
+        </w:hyperlink>
+      </w:r>
+      <w:r>
+        <w:rPr>
+          <w:rFonts w:ascii="Charis SIL Regular" w:hAnsi="Charis SIL Regular" w:eastAsia="Charis SIL Regular"/>
+          <w:b w:val="0"/>
+          <w:i w:val="0"/>
+          <w:color w:val="0000FF"/>
+          <w:sz w:val="24"/>
+          <w:u w:val="single"/>
+        </w:rPr>
+        <w:hyperlink r:id="rId16" w:history="1">
+          <w:r>
+            <w:rPr>
+              <w:rStyle w:val="Hyperlink"/>
+            </w:rPr>
+            <w:t>j</w:t>
+          </w:r>
+        </w:hyperlink>
+      </w:r>
+      <w:r>
+        <w:rPr>
+          <w:rFonts w:ascii="Charis SIL Regular" w:hAnsi="Charis SIL Regular" w:eastAsia="Charis SIL Regular"/>
+          <w:b w:val="0"/>
+          <w:i w:val="0"/>
+          <w:color w:val="0000FF"/>
+          <w:sz w:val="24"/>
+          <w:u w:val="single"/>
+        </w:rPr>
+        <w:hyperlink r:id="rId16" w:history="1">
+          <w:r>
+            <w:rPr>
+              <w:rStyle w:val="Hyperlink"/>
+            </w:rPr>
+            <w:t>ksmuseum</w:t>
+          </w:r>
+        </w:hyperlink>
+      </w:r>
+      <w:r>
+        <w:rPr>
+          <w:rFonts w:ascii="Charis SIL Regular" w:hAnsi="Charis SIL Regular" w:eastAsia="Charis SIL Regular"/>
+          <w:b w:val="0"/>
+          <w:i w:val="0"/>
+          <w:color w:val="0000FF"/>
+          <w:sz w:val="24"/>
+          <w:u w:val="single"/>
+        </w:rPr>
+        <w:t xml:space="preserve"> </w:t>
+      </w:r>
+      <w:r>
+        <w:rPr>
+          <w:rFonts w:ascii="Charis SIL Regular" w:hAnsi="Charis SIL Regular" w:eastAsia="Charis SIL Regular"/>
+          <w:b w:val="0"/>
+          <w:i w:val="0"/>
+          <w:color w:val="0000FF"/>
+          <w:sz w:val="24"/>
+          <w:u w:val="single"/>
+        </w:rPr>
+        <w:hyperlink r:id="rId18" w:history="1">
+          <w:r>
+            <w:rPr>
+              <w:rStyle w:val="Hyperlink"/>
+            </w:rPr>
+            <w:t>van</w:t>
+          </w:r>
+        </w:hyperlink>
+      </w:r>
+      <w:r>
+        <w:rPr>
+          <w:rFonts w:ascii="Charis SIL Regular" w:hAnsi="Charis SIL Regular" w:eastAsia="Charis SIL Regular"/>
+          <w:b w:val="0"/>
+          <w:i w:val="0"/>
+          <w:color w:val="0000FF"/>
+          <w:sz w:val="24"/>
+          <w:u w:val="single"/>
+        </w:rPr>
+        <w:t xml:space="preserve"> </w:t>
+      </w:r>
+      <w:r>
+        <w:rPr>
+          <w:rFonts w:ascii="Charis SIL Regular" w:hAnsi="Charis SIL Regular" w:eastAsia="Charis SIL Regular"/>
+          <w:b w:val="0"/>
+          <w:i w:val="0"/>
+          <w:color w:val="0000FF"/>
+          <w:sz w:val="24"/>
+          <w:u w:val="single"/>
+        </w:rPr>
         <w:hyperlink r:id="rId17" w:history="1">
           <w:r>
             <w:rPr>
               <w:rStyle w:val="Hyperlink"/>
             </w:rPr>
-            <w:t>St</w:t>
+            <w:t>Natuurlijke</w:t>
+          </w:r>
+        </w:hyperlink>
+      </w:r>
+      <w:r>
+        <w:rPr>
+          <w:rFonts w:ascii="Charis SIL Regular" w:hAnsi="Charis SIL Regular" w:eastAsia="Charis SIL Regular"/>
+          <w:b w:val="0"/>
+          <w:i w:val="0"/>
+          <w:color w:val="0000FF"/>
+          <w:sz w:val="24"/>
+          <w:u w:val="single"/>
+        </w:rPr>
+        <w:t xml:space="preserve"> </w:t>
+      </w:r>
+      <w:r>
+        <w:rPr>
+          <w:rFonts w:ascii="Charis SIL Regular" w:hAnsi="Charis SIL Regular" w:eastAsia="Charis SIL Regular"/>
+          <w:b w:val="0"/>
+          <w:i w:val="0"/>
+          <w:color w:val="0000FF"/>
+          <w:sz w:val="24"/>
+          <w:u w:val="single"/>
+        </w:rPr>
+        <w:hyperlink r:id="rId17" w:history="1">
+          <w:r>
+            <w:rPr>
+              <w:rStyle w:val="Hyperlink"/>
+            </w:rPr>
+            <w:t>Histori</w:t>
           </w:r>
         </w:hyperlink>
       </w:r>
@@ -2157,246 +2317,21 @@
           <w:rFonts w:ascii="Charis SIL Regular" w:hAnsi="Charis SIL Regular" w:eastAsia="Charis SIL Regular"/>
           <w:b w:val="0"/>
           <w:i w:val="0"/>
+          <w:color w:val="000000"/>
+          <w:sz w:val="24"/>
+        </w:rPr>
+        <w:t xml:space="preserve">, the </w:t>
+      </w:r>
+      <w:r>
+        <w:rPr>
+          <w:rFonts w:ascii="Charis SIL Regular" w:hAnsi="Charis SIL Regular" w:eastAsia="Charis SIL Regular"/>
+          <w:b w:val="0"/>
+          <w:i w:val="0"/>
           <w:color w:val="0000FF"/>
           <w:sz w:val="24"/>
           <w:u w:val="single"/>
         </w:rPr>
         <w:hyperlink r:id="rId17" w:history="1">
-          <w:r>
-            <w:rPr>
-              <w:rStyle w:val="Hyperlink"/>
-            </w:rPr>
-            <w:t>nen</w:t>
-          </w:r>
-        </w:hyperlink>
-      </w:r>
-      <w:r>
-        <w:rPr>
-          <w:u w:val="single" w:color="0000ff"/>
-          <w:rFonts w:ascii="Charis SIL Regular" w:hAnsi="Charis SIL Regular" w:eastAsia="Charis SIL Regular"/>
-          <w:b w:val="0"/>
-          <w:i w:val="0"/>
-          <w:color w:val="000000"/>
-          <w:sz w:val="24"/>
-        </w:rPr>
-        <w:t xml:space="preserve">, the </w:t>
-      </w:r>
-      <w:r>
-        <w:rPr>
-          <w:rFonts w:ascii="Charis SIL Regular" w:hAnsi="Charis SIL Regular" w:eastAsia="Charis SIL Regular"/>
-          <w:b w:val="0"/>
-          <w:i w:val="0"/>
-          <w:color w:val="0000FF"/>
-          <w:sz w:val="24"/>
-          <w:u w:val="single"/>
-        </w:rPr>
-        <w:hyperlink r:id="rId18" w:history="1">
-          <w:r>
-            <w:rPr>
-              <w:rStyle w:val="Hyperlink"/>
-            </w:rPr>
-            <w:t>Ri</w:t>
-          </w:r>
-        </w:hyperlink>
-      </w:r>
-      <w:r>
-        <w:rPr>
-          <w:rFonts w:ascii="Charis SIL Regular" w:hAnsi="Charis SIL Regular" w:eastAsia="Charis SIL Regular"/>
-          <w:b w:val="0"/>
-          <w:i w:val="0"/>
-          <w:color w:val="0000FF"/>
-          <w:sz w:val="24"/>
-          <w:u w:val="single"/>
-        </w:rPr>
-        <w:hyperlink r:id="rId18" w:history="1">
-          <w:r>
-            <w:rPr>
-              <w:rStyle w:val="Hyperlink"/>
-            </w:rPr>
-            <w:t>j</w:t>
-          </w:r>
-        </w:hyperlink>
-      </w:r>
-      <w:r>
-        <w:rPr>
-          <w:rFonts w:ascii="Charis SIL Regular" w:hAnsi="Charis SIL Regular" w:eastAsia="Charis SIL Regular"/>
-          <w:b w:val="0"/>
-          <w:i w:val="0"/>
-          <w:color w:val="0000FF"/>
-          <w:sz w:val="24"/>
-          <w:u w:val="single"/>
-        </w:rPr>
-        <w:hyperlink r:id="rId18" w:history="1">
-          <w:r>
-            <w:rPr>
-              <w:rStyle w:val="Hyperlink"/>
-            </w:rPr>
-            <w:t>ksmuseum</w:t>
-          </w:r>
-        </w:hyperlink>
-      </w:r>
-      <w:r>
-        <w:rPr>
-          <w:rFonts w:ascii="Charis SIL Regular" w:hAnsi="Charis SIL Regular" w:eastAsia="Charis SIL Regular"/>
-          <w:b w:val="0"/>
-          <w:i w:val="0"/>
-          <w:color w:val="0000FF"/>
-          <w:sz w:val="24"/>
-          <w:u w:val="single"/>
-        </w:rPr>
-        <w:t xml:space="preserve"> </w:t>
-      </w:r>
-      <w:r>
-        <w:rPr>
-          <w:rFonts w:ascii="Charis SIL Regular" w:hAnsi="Charis SIL Regular" w:eastAsia="Charis SIL Regular"/>
-          <w:b w:val="0"/>
-          <w:i w:val="0"/>
-          <w:color w:val="0000FF"/>
-          <w:sz w:val="24"/>
-          <w:u w:val="single"/>
-        </w:rPr>
-        <w:hyperlink r:id="rId18" w:history="1">
-          <w:r>
-            <w:rPr>
-              <w:rStyle w:val="Hyperlink"/>
-            </w:rPr>
-            <w:t>van</w:t>
-          </w:r>
-        </w:hyperlink>
-      </w:r>
-      <w:r>
-        <w:rPr>
-          <w:rFonts w:ascii="Charis SIL Regular" w:hAnsi="Charis SIL Regular" w:eastAsia="Charis SIL Regular"/>
-          <w:b w:val="0"/>
-          <w:i w:val="0"/>
-          <w:color w:val="0000FF"/>
-          <w:sz w:val="24"/>
-          <w:u w:val="single"/>
-        </w:rPr>
-        <w:t xml:space="preserve"> </w:t>
-      </w:r>
-      <w:r>
-        <w:rPr>
-          <w:rFonts w:ascii="Charis SIL Regular" w:hAnsi="Charis SIL Regular" w:eastAsia="Charis SIL Regular"/>
-          <w:b w:val="0"/>
-          <w:i w:val="0"/>
-          <w:color w:val="0000FF"/>
-          <w:sz w:val="24"/>
-          <w:u w:val="single"/>
-        </w:rPr>
-        <w:hyperlink r:id="rId18" w:history="1">
-          <w:r>
-            <w:rPr>
-              <w:rStyle w:val="Hyperlink"/>
-            </w:rPr>
-            <w:t>Natuurlijke</w:t>
-          </w:r>
-        </w:hyperlink>
-      </w:r>
-      <w:r>
-        <w:rPr>
-          <w:rFonts w:ascii="Charis SIL Regular" w:hAnsi="Charis SIL Regular" w:eastAsia="Charis SIL Regular"/>
-          <w:b w:val="0"/>
-          <w:i w:val="0"/>
-          <w:color w:val="0000FF"/>
-          <w:sz w:val="24"/>
-          <w:u w:val="single"/>
-        </w:rPr>
-        <w:t xml:space="preserve"> </w:t>
-      </w:r>
-      <w:r>
-        <w:rPr>
-          <w:rFonts w:ascii="Charis SIL Regular" w:hAnsi="Charis SIL Regular" w:eastAsia="Charis SIL Regular"/>
-          <w:b w:val="0"/>
-          <w:i w:val="0"/>
-          <w:color w:val="0000FF"/>
-          <w:sz w:val="24"/>
-          <w:u w:val="single"/>
-        </w:rPr>
-        <w:hyperlink r:id="rId18" w:history="1">
-          <w:r>
-            <w:rPr>
-              <w:rStyle w:val="Hyperlink"/>
-            </w:rPr>
-            <w:t>Histori</w:t>
-          </w:r>
-        </w:hyperlink>
-      </w:r>
-      <w:r>
-        <w:rPr>
-          <w:rFonts w:ascii="Charis SIL Regular" w:hAnsi="Charis SIL Regular" w:eastAsia="Charis SIL Regular"/>
-          <w:b w:val="0"/>
-          <w:i w:val="0"/>
-          <w:color w:val="0000FF"/>
-          <w:sz w:val="24"/>
-          <w:u w:val="single"/>
-        </w:rPr>
-        <w:hyperlink r:id="rId18" w:history="1">
-          <w:r>
-            <w:rPr>
-              <w:rStyle w:val="Hyperlink"/>
-            </w:rPr>
-            <w:t>e</w:t>
-          </w:r>
-        </w:hyperlink>
-      </w:r>
-      <w:r>
-        <w:rPr>
-          <w:u w:val="single" w:color="0000ff"/>
-          <w:rFonts w:ascii="Charis SIL Regular" w:hAnsi="Charis SIL Regular" w:eastAsia="Charis SIL Regular"/>
-          <w:b w:val="0"/>
-          <w:i w:val="0"/>
-          <w:color w:val="000000"/>
-          <w:sz w:val="24"/>
-        </w:rPr>
-        <w:hyperlink r:id="rId17" w:history="1">
-          <w:r>
-            <w:rPr>
-              <w:rStyle w:val="Hyperlink"/>
-            </w:rPr>
-            <w:t>, th</w:t>
-          </w:r>
-        </w:hyperlink>
-      </w:r>
-      <w:r>
-        <w:rPr>
-          <w:u w:val="single" w:color="0000ff"/>
-          <w:rFonts w:ascii="Charis SIL Regular" w:hAnsi="Charis SIL Regular" w:eastAsia="Charis SIL Regular"/>
-          <w:b w:val="0"/>
-          <w:i w:val="0"/>
-          <w:color w:val="000000"/>
-          <w:sz w:val="24"/>
-        </w:rPr>
-        <w:hyperlink r:id="rId17" w:history="1">
-          <w:r>
-            <w:rPr>
-              <w:rStyle w:val="Hyperlink"/>
-            </w:rPr>
-            <w:t>e</w:t>
-          </w:r>
-        </w:hyperlink>
-      </w:r>
-      <w:r>
-        <w:rPr>
-          <w:u w:val="single" w:color="0000ff"/>
-          <w:rFonts w:ascii="Charis SIL Regular" w:hAnsi="Charis SIL Regular" w:eastAsia="Charis SIL Regular"/>
-          <w:b w:val="0"/>
-          <w:i w:val="0"/>
-          <w:color w:val="000000"/>
-          <w:sz w:val="24"/>
-        </w:rPr>
-        <w:t xml:space="preserve"> </w:t>
-      </w:r>
-      <w:r>
-        <w:rPr>
-          <w:rFonts w:ascii="Charis SIL Regular" w:hAnsi="Charis SIL Regular" w:eastAsia="Charis SIL Regular"/>
-          <w:b w:val="0"/>
-          <w:i w:val="0"/>
-          <w:color w:val="0000FF"/>
-          <w:sz w:val="24"/>
-          <w:u w:val="single"/>
-        </w:rPr>
-        <w:hyperlink r:id="rId19" w:history="1">
           <w:r>
             <w:rPr>
               <w:rStyle w:val="Hyperlink"/>
@@ -2488,6 +2423,7 @@
           <w:i w:val="0"/>
           <w:color w:val="0000FF"/>
           <w:sz w:val="24"/>
+          <w:u w:val="single"/>
         </w:rPr>
         <w:t>G</w:t>
       </w:r>
@@ -2594,13 +2530,42 @@
       </w:r>
       <w:r>
         <w:rPr>
+          <w:u w:val="single" w:color="0000ff"/>
           <w:rFonts w:ascii="Charis SIL Regular" w:hAnsi="Charis SIL Regular" w:eastAsia="Charis SIL Regular"/>
           <w:b w:val="0"/>
           <w:i w:val="0"/>
           <w:color w:val="000000"/>
           <w:sz w:val="24"/>
         </w:rPr>
-        <w:t xml:space="preserve"> and the </w:t>
+        <w:hyperlink r:id="rId17" w:history="1">
+          <w:r>
+            <w:rPr>
+              <w:rStyle w:val="Hyperlink"/>
+            </w:rPr>
+            <w:t xml:space="preserve"> a</w:t>
+          </w:r>
+        </w:hyperlink>
+      </w:r>
+      <w:r>
+        <w:rPr>
+          <w:rFonts w:ascii="Charis SIL Regular" w:hAnsi="Charis SIL Regular" w:eastAsia="Charis SIL Regular"/>
+          <w:b w:val="0"/>
+          <w:i w:val="0"/>
+          <w:color w:val="000000"/>
+          <w:sz w:val="24"/>
+        </w:rPr>
+        <w:t>nd th</w:t>
+      </w:r>
+      <w:r>
+        <w:rPr>
+          <w:u w:val="single" w:color="0000ff"/>
+          <w:rFonts w:ascii="Charis SIL Regular" w:hAnsi="Charis SIL Regular" w:eastAsia="Charis SIL Regular"/>
+          <w:b w:val="0"/>
+          <w:i w:val="0"/>
+          <w:color w:val="000000"/>
+          <w:sz w:val="24"/>
+        </w:rPr>
+        <w:t xml:space="preserve">e </w:t>
       </w:r>
       <w:r>
         <w:rPr>
@@ -3983,7 +3948,7 @@
           <w:color w:val="000000"/>
           <w:sz w:val="24"/>
         </w:rPr>
-        <w:t>by officials of the Ministry of the Interior that a</w:t>
+        <w:t>by officials of the Ministry of the Interior that are relevant to researc</w:t>
       </w:r>
       <w:r>
         <w:rPr>
@@ -3999,74 +3964,9 @@
             <w:rPr>
               <w:rStyle w:val="Hyperlink"/>
             </w:rPr>
-            <w:t>re releva</w:t>
+            <w:t>h in</w:t>
           </w:r>
         </w:hyperlink>
-      </w:r>
-      <w:r>
-        <w:rPr>
-          <w:u w:val="single" w:color="0000ff"/>
-          <w:rFonts w:ascii="Charis SIL Regular" w:hAnsi="Charis SIL Regular" w:eastAsia="Charis SIL Regular"/>
-          <w:b w:val="0"/>
-          <w:i w:val="0"/>
-          <w:color w:val="000000"/>
-          <w:sz w:val="24"/>
-        </w:rPr>
-        <w:hyperlink r:id="rId25" w:history="1">
-          <w:r>
-            <w:rPr>
-              <w:rStyle w:val="Hyperlink"/>
-            </w:rPr>
-            <w:t>n</w:t>
-          </w:r>
-        </w:hyperlink>
-      </w:r>
-      <w:r>
-        <w:rPr>
-          <w:u w:val="single" w:color="0000ff"/>
-          <w:rFonts w:ascii="Charis SIL Regular" w:hAnsi="Charis SIL Regular" w:eastAsia="Charis SIL Regular"/>
-          <w:b w:val="0"/>
-          <w:i w:val="0"/>
-          <w:color w:val="000000"/>
-          <w:sz w:val="24"/>
-        </w:rPr>
-        <w:hyperlink r:id="rId25" w:history="1">
-          <w:r>
-            <w:rPr>
-              <w:rStyle w:val="Hyperlink"/>
-            </w:rPr>
-            <w:t>t to rese</w:t>
-          </w:r>
-        </w:hyperlink>
-      </w:r>
-      <w:r>
-        <w:rPr>
-          <w:u w:val="single" w:color="0000ff"/>
-          <w:rFonts w:ascii="Charis SIL Regular" w:hAnsi="Charis SIL Regular" w:eastAsia="Charis SIL Regular"/>
-          <w:b w:val="0"/>
-          <w:i w:val="0"/>
-          <w:color w:val="000000"/>
-          <w:sz w:val="24"/>
-        </w:rPr>
-        <w:hyperlink r:id="rId25" w:history="1">
-          <w:r>
-            <w:rPr>
-              <w:rStyle w:val="Hyperlink"/>
-            </w:rPr>
-            <w:t>a</w:t>
-          </w:r>
-        </w:hyperlink>
-      </w:r>
-      <w:r>
-        <w:rPr>
-          <w:u w:val="single" w:color="0000ff"/>
-          <w:rFonts w:ascii="Charis SIL Regular" w:hAnsi="Charis SIL Regular" w:eastAsia="Charis SIL Regular"/>
-          <w:b w:val="0"/>
-          <w:i w:val="0"/>
-          <w:color w:val="000000"/>
-          <w:sz w:val="24"/>
-        </w:rPr>
-        <w:t>rch in</w:t>
       </w:r>
       <w:r>
         <w:rPr>
@@ -5364,8 +5264,109 @@
           <w:i w:val="0"/>
           <w:color w:val="0000FF"/>
           <w:sz w:val="24"/>
-        </w:rPr>
-        <w:t xml:space="preserve">file/NL-HaNA_2.04.01_4030_0001 </w:t>
+          <w:u w:val="single"/>
+        </w:rPr>
+        <w:hyperlink r:id="rId30" w:history="1">
+          <w:r>
+            <w:rPr>
+              <w:rStyle w:val="Hyperlink"/>
+            </w:rPr>
+            <w:t>fi</w:t>
+          </w:r>
+        </w:hyperlink>
+      </w:r>
+      <w:r>
+        <w:rPr>
+          <w:rFonts w:ascii="Charis SIL Regular" w:hAnsi="Charis SIL Regular" w:eastAsia="Charis SIL Regular"/>
+          <w:b w:val="0"/>
+          <w:i w:val="0"/>
+          <w:color w:val="0000FF"/>
+          <w:sz w:val="24"/>
+          <w:u w:val="single"/>
+        </w:rPr>
+        <w:hyperlink r:id="rId30" w:history="1">
+          <w:r>
+            <w:rPr>
+              <w:rStyle w:val="Hyperlink"/>
+            </w:rPr>
+            <w:t>l</w:t>
+          </w:r>
+        </w:hyperlink>
+      </w:r>
+      <w:r>
+        <w:rPr>
+          <w:rFonts w:ascii="Charis SIL Regular" w:hAnsi="Charis SIL Regular" w:eastAsia="Charis SIL Regular"/>
+          <w:b w:val="0"/>
+          <w:i w:val="0"/>
+          <w:color w:val="0000FF"/>
+          <w:sz w:val="24"/>
+          <w:u w:val="single"/>
+        </w:rPr>
+        <w:hyperlink r:id="rId30" w:history="1">
+          <w:r>
+            <w:rPr>
+              <w:rStyle w:val="Hyperlink"/>
+            </w:rPr>
+            <w:t>e</w:t>
+          </w:r>
+        </w:hyperlink>
+      </w:r>
+      <w:r>
+        <w:rPr>
+          <w:rFonts w:ascii="Charis SIL Regular" w:hAnsi="Charis SIL Regular" w:eastAsia="Charis SIL Regular"/>
+          <w:b w:val="0"/>
+          <w:i w:val="0"/>
+          <w:color w:val="0000FF"/>
+          <w:sz w:val="24"/>
+          <w:u w:val="single"/>
+        </w:rPr>
+        <w:t>/</w:t>
+      </w:r>
+      <w:r>
+        <w:rPr>
+          <w:rFonts w:ascii="Charis SIL Regular" w:hAnsi="Charis SIL Regular" w:eastAsia="Charis SIL Regular"/>
+          <w:b w:val="0"/>
+          <w:i w:val="0"/>
+          <w:color w:val="0000FF"/>
+          <w:sz w:val="24"/>
+          <w:u w:val="single"/>
+        </w:rPr>
+        <w:hyperlink r:id="rId30" w:history="1">
+          <w:r>
+            <w:rPr>
+              <w:rStyle w:val="Hyperlink"/>
+            </w:rPr>
+            <w:t>NL</w:t>
+          </w:r>
+        </w:hyperlink>
+      </w:r>
+      <w:r>
+        <w:rPr>
+          <w:rFonts w:ascii="Charis SIL Regular" w:hAnsi="Charis SIL Regular" w:eastAsia="Charis SIL Regular"/>
+          <w:b w:val="0"/>
+          <w:i w:val="0"/>
+          <w:color w:val="0000FF"/>
+          <w:sz w:val="24"/>
+        </w:rPr>
+        <w:t>-</w:t>
+      </w:r>
+      <w:r>
+        <w:rPr>
+          <w:rFonts w:ascii="Charis SIL Regular" w:hAnsi="Charis SIL Regular" w:eastAsia="Charis SIL Regular"/>
+          <w:b w:val="0"/>
+          <w:i w:val="0"/>
+          <w:color w:val="0000FF"/>
+          <w:sz w:val="24"/>
+          <w:u w:val="single"/>
+        </w:rPr>
+        <w:hyperlink r:id="rId30" w:history="1">
+          <w:r>
+            <w:rPr>
+              <w:rStyle w:val="Hyperlink"/>
+            </w:rPr>
+            <w:t xml:space="preserve">HaNA_2.04.01_4030_0001 </w:t>
+          </w:r>
+        </w:hyperlink>
       </w:r>
       <w:r>
         <w:br/>
@@ -6197,7 +6198,7 @@
           <w:sz w:val="24"/>
           <w:u w:val="single"/>
         </w:rPr>
-        <w:hyperlink r:id="rId37" w:history="1">
+        <w:hyperlink r:id="rId36" w:history="1">
           <w:r>
             <w:rPr>
               <w:rStyle w:val="Hyperlink"/>
@@ -6962,7 +6963,7 @@
           <w:sz w:val="24"/>
           <w:u w:val="single"/>
         </w:rPr>
-        <w:hyperlink r:id="rId42" w:history="1">
+        <w:hyperlink r:id="rId43" w:history="1">
           <w:r>
             <w:rPr>
               <w:rStyle w:val="Hyperlink"/>
@@ -7026,14 +7027,7 @@
           <w:color w:val="000000"/>
           <w:sz w:val="24"/>
         </w:rPr>
-        <w:hyperlink r:id="rId42" w:history="1">
-          <w:r>
-            <w:rPr>
-              <w:rStyle w:val="Hyperlink"/>
-            </w:rPr>
-            <w:t xml:space="preserve">, </w:t>
-          </w:r>
-        </w:hyperlink>
+        <w:t xml:space="preserve">, </w:t>
       </w:r>
       <w:r>
         <w:rPr>
